--- a/klagomål/A 25888-2026 FSC-klagomål.docx
+++ b/klagomål/A 25888-2026 FSC-klagomål.docx
@@ -1028,7 +1028,7 @@
     <w:r>
       <w:tab/>
       <w:tab/>
-      <w:t>2026-06-06</w:t>
+      <w:t>2026-06-07</w:t>
       <w:br/>
       <w:br/>
     </w:r>

--- a/klagomål/A 25888-2026 FSC-klagomål.docx
+++ b/klagomål/A 25888-2026 FSC-klagomål.docx
@@ -1028,7 +1028,7 @@
     <w:r>
       <w:tab/>
       <w:tab/>
-      <w:t>2026-06-07</w:t>
+      <w:t>2026-06-08</w:t>
       <w:br/>
       <w:br/>
     </w:r>

--- a/klagomål/A 25888-2026 FSC-klagomål.docx
+++ b/klagomål/A 25888-2026 FSC-klagomål.docx
@@ -1028,7 +1028,7 @@
     <w:r>
       <w:tab/>
       <w:tab/>
-      <w:t>2026-06-08</w:t>
+      <w:t>2026-06-09</w:t>
       <w:br/>
       <w:br/>
     </w:r>

--- a/klagomål/A 25888-2026 FSC-klagomål.docx
+++ b/klagomål/A 25888-2026 FSC-klagomål.docx
@@ -1028,7 +1028,7 @@
     <w:r>
       <w:tab/>
       <w:tab/>
-      <w:t>2026-06-09</w:t>
+      <w:t>2026-06-10</w:t>
       <w:br/>
       <w:br/>
     </w:r>

--- a/klagomål/A 25888-2026 FSC-klagomål.docx
+++ b/klagomål/A 25888-2026 FSC-klagomål.docx
@@ -1028,7 +1028,7 @@
     <w:r>
       <w:tab/>
       <w:tab/>
-      <w:t>2026-06-10</w:t>
+      <w:t>2026-06-11</w:t>
       <w:br/>
       <w:br/>
     </w:r>

--- a/klagomål/A 25888-2026 FSC-klagomål.docx
+++ b/klagomål/A 25888-2026 FSC-klagomål.docx
@@ -1028,7 +1028,7 @@
     <w:r>
       <w:tab/>
       <w:tab/>
-      <w:t>2026-06-11</w:t>
+      <w:t>2026-06-12</w:t>
       <w:br/>
       <w:br/>
     </w:r>

--- a/klagomål/A 25888-2026 FSC-klagomål.docx
+++ b/klagomål/A 25888-2026 FSC-klagomål.docx
@@ -1028,7 +1028,7 @@
     <w:r>
       <w:tab/>
       <w:tab/>
-      <w:t>2026-06-12</w:t>
+      <w:t>2026-06-13</w:t>
       <w:br/>
       <w:br/>
     </w:r>

--- a/klagomål/A 25888-2026 FSC-klagomål.docx
+++ b/klagomål/A 25888-2026 FSC-klagomål.docx
@@ -1028,7 +1028,7 @@
     <w:r>
       <w:tab/>
       <w:tab/>
-      <w:t>2026-06-13</w:t>
+      <w:t>2026-06-14</w:t>
       <w:br/>
       <w:br/>
     </w:r>

--- a/klagomål/A 25888-2026 FSC-klagomål.docx
+++ b/klagomål/A 25888-2026 FSC-klagomål.docx
@@ -1028,7 +1028,7 @@
     <w:r>
       <w:tab/>
       <w:tab/>
-      <w:t>2026-06-15</w:t>
+      <w:t>2026-06-16</w:t>
       <w:br/>
       <w:br/>
     </w:r>

--- a/klagomål/A 25888-2026 FSC-klagomål.docx
+++ b/klagomål/A 25888-2026 FSC-klagomål.docx
@@ -1028,7 +1028,7 @@
     <w:r>
       <w:tab/>
       <w:tab/>
-      <w:t>2026-06-16</w:t>
+      <w:t>2026-06-17</w:t>
       <w:br/>
       <w:br/>
     </w:r>

--- a/klagomål/A 25888-2026 FSC-klagomål.docx
+++ b/klagomål/A 25888-2026 FSC-klagomål.docx
@@ -1,6 +1,6 @@
 
 <file path=word/document.xml><?xml version="1.0" encoding="utf-8"?>
-<w:document xmlns:wpc="http://schemas.microsoft.com/office/word/2010/wordprocessingCanvas" xmlns:cx="http://schemas.microsoft.com/office/drawing/2014/chartex" xmlns:cx1="http://schemas.microsoft.com/office/drawing/2015/9/8/chartex" xmlns:cx2="http://schemas.microsoft.com/office/drawing/2015/10/21/chartex" xmlns:cx3="http://schemas.microsoft.com/office/drawing/2016/5/9/chartex" xmlns:cx4="http://schemas.microsoft.com/office/drawing/2016/5/10/chartex" xmlns:cx5="http://schemas.microsoft.com/office/drawing/2016/5/11/chartex" xmlns:cx6="http://schemas.microsoft.com/office/drawing/2016/5/12/chartex" xmlns:cx7="http://schemas.microsoft.com/office/drawing/2016/5/13/chartex" xmlns:cx8="http://schemas.microsoft.com/office/drawing/2016/5/14/chartex" xmlns:mc="http://schemas.openxmlformats.org/markup-compatibility/2006" xmlns:aink="http://schemas.microsoft.com/office/drawing/2016/ink" xmlns:am3d="http://schemas.microsoft.com/office/drawing/2017/model3d" xmlns:o="urn:schemas-microsoft-com:office:office" xmlns:oel="http://schemas.microsoft.com/office/2019/extlst" xmlns:r="http://schemas.openxmlformats.org/officeDocument/2006/relationships" xmlns:m="http://schemas.openxmlformats.org/officeDocument/2006/math" xmlns:v="urn:schemas-microsoft-com:vml" xmlns:wp14="http://schemas.microsoft.com/office/word/2010/wordprocessingDrawing" xmlns:wp="http://schemas.openxmlformats.org/drawingml/2006/wordprocessingDrawing" xmlns:w10="urn:schemas-microsoft-com:office:word" xmlns:w="http://schemas.openxmlformats.org/wordprocessingml/2006/main" xmlns:w14="http://schemas.microsoft.com/office/word/2010/wordml" xmlns:w15="http://schemas.microsoft.com/office/word/2012/wordml" xmlns:w16cex="http://schemas.microsoft.com/office/word/2018/wordml/cex" xmlns:w16cid="http://schemas.microsoft.com/office/word/2016/wordml/cid" xmlns:w16="http://schemas.microsoft.com/office/word/2018/wordml" xmlns:w16sdtdh="http://schemas.microsoft.com/office/word/2020/wordml/sdtdatahash" xmlns:w16se="http://schemas.microsoft.com/office/word/2015/wordml/symex" xmlns:wpg="http://schemas.microsoft.com/office/word/2010/wordprocessingGroup" xmlns:wpi="http://schemas.microsoft.com/office/word/2010/wordprocessingInk" xmlns:wne="http://schemas.microsoft.com/office/word/2006/wordml" xmlns:wps="http://schemas.microsoft.com/office/word/2010/wordprocessingShape" mc:Ignorable="w14 w15 w16se w16cid w16 w16cex w16sdtdh wp14">
+<w:document xmlns:wpc="http://schemas.microsoft.com/office/word/2010/wordprocessingCanvas" xmlns:cx="http://schemas.microsoft.com/office/drawing/2014/chartex" xmlns:cx1="http://schemas.microsoft.com/office/drawing/2015/9/8/chartex" xmlns:cx2="http://schemas.microsoft.com/office/drawing/2015/10/21/chartex" xmlns:cx3="http://schemas.microsoft.com/office/drawing/2016/5/9/chartex" xmlns:cx4="http://schemas.microsoft.com/office/drawing/2016/5/10/chartex" xmlns:cx5="http://schemas.microsoft.com/office/drawing/2016/5/11/chartex" xmlns:cx6="http://schemas.microsoft.com/office/drawing/2016/5/12/chartex" xmlns:cx7="http://schemas.microsoft.com/office/drawing/2016/5/13/chartex" xmlns:cx8="http://schemas.microsoft.com/office/drawing/2016/5/14/chartex" xmlns:mc="http://schemas.openxmlformats.org/markup-compatibility/2006" xmlns:aink="http://schemas.microsoft.com/office/drawing/2016/ink" xmlns:am3d="http://schemas.microsoft.com/office/drawing/2017/model3d" xmlns:o="urn:schemas-microsoft-com:office:office" xmlns:oel="http://schemas.microsoft.com/office/2019/extlst" xmlns:r="http://schemas.openxmlformats.org/officeDocument/2006/relationships" xmlns:m="http://schemas.openxmlformats.org/officeDocument/2006/math" xmlns:v="urn:schemas-microsoft-com:vml" xmlns:wp14="http://schemas.microsoft.com/office/word/2010/wordprocessingDrawing" xmlns:wp="http://schemas.openxmlformats.org/drawingml/2006/wordprocessingDrawing" xmlns:w10="urn:schemas-microsoft-com:office:word" xmlns:w="http://schemas.openxmlformats.org/wordprocessingml/2006/main" xmlns:w14="http://schemas.microsoft.com/office/word/2010/wordml" xmlns:w15="http://schemas.microsoft.com/office/word/2012/wordml" xmlns:w16cex="http://schemas.microsoft.com/office/word/2018/wordml/cex" xmlns:w16cid="http://schemas.microsoft.com/office/word/2016/wordml/cid" xmlns:w16="http://schemas.microsoft.com/office/word/2018/wordml" xmlns:w16du="http://schemas.microsoft.com/office/word/2023/wordml/word16du" xmlns:w16sdtdh="http://schemas.microsoft.com/office/word/2020/wordml/sdtdatahash" xmlns:w16sdtfl="http://schemas.microsoft.com/office/word/2024/wordml/sdtformatlock" xmlns:w16se="http://schemas.microsoft.com/office/word/2015/wordml/symex" xmlns:wpg="http://schemas.microsoft.com/office/word/2010/wordprocessingGroup" xmlns:wpi="http://schemas.microsoft.com/office/word/2010/wordprocessingInk" xmlns:wne="http://schemas.microsoft.com/office/word/2006/wordml" xmlns:wps="http://schemas.microsoft.com/office/word/2010/wordprocessingShape" mc:Ignorable="w14 w15 w16se w16cid w16 w16cex w16sdtdh w16sdtfl w16du wp14">
   <w:body>
     <w:p>
       <w:r>
@@ -168,7 +168,7 @@
     </w:p>
     <w:p>
       <w:r>
-        <w:t>Detta dokument behandlar höga naturvärden i avverkningsanmälan A 25888-2026 i Österåkers kommun. Denna avverkningsanmälan inkom 2026-06-05 14:30:32 och omfattar 3,0 ha.</w:t>
+        <w:t>Detta dokument behandlar höga naturvärden i avverkningsanmälan A 25888-2026 i Österåkers kommun som inkom 2026-06-05 och omfattar 3,0 ha.</w:t>
       </w:r>
     </w:p>
     <w:p>
@@ -191,12 +191,15 @@
     </w:p>
     <w:p>
       <w:r>
-        <w:t>I avverkningsanmälan har följande 4 naturvårdsarter hittats: knärot (VU, §8), björksplintborre (S), stubbspretmossa (S) och revlummer (§9). Av dessa är 1 rödlistade. För rödlistade arter har rödlistekategorin angivits inom parentes. Arter som är signalarter enligt Skogsstyrelsen har markerats med (S). För fridlysta arter anges även paragrafen i Artskyddsförordningen som arten är fridlyst enligt.</w:t>
+        <w:t>I och inom 19 meter från avverkningsanmälan har följande 10 naturvårdsarter hittats: knärot (VU, T, §8), mindre hackspett (NT, T, §4), ullticka (NT, T), vedskivlav (NT, T), björksplintborre (S), jättesvampmal (S), stubbspretmossa (S, T), vedticka (S, T), kungsfågel (§4) och revlummer (§9). Av dessa är 4 rödlistade. För rödlistade arter har rödlistekategorin angivits inom parentes. Arter som är signalarter enligt Skogsstyrelsen har markerats med (S). Typiska arter inom Natura 2000 som är kopplade till skogsekosystem har markerats med (T). För fridlysta arter anges även paragrafen i Artskyddsförordningen som arten är fridlyst enligt.</w:t>
       </w:r>
     </w:p>
     <w:p>
       <w:r>
-        <w:t>De påträffade naturvårdsarterna är ett tydligt kvitto på att detta rör sig om en skog med höga naturvärden. I Figur 1 visas en karta över det avverkningsanmälda området, där samtliga fyndplatser för naturvårdsarter som finns registrerade på Artportalen har markerats.</w:t>
+        <w:t>De påträffade naturvårdsarterna är ett tydligt kvitto på att det rör sig om en skog med höga naturvärden.</w:t>
+      </w:r>
+      <w:r>
+        <w:t xml:space="preserve"> I Figur 1 visas fyndplatser för naturvårdsarter i området, som finns registrerade på Artportalen.</w:t>
       </w:r>
     </w:p>
     <w:p>
@@ -206,7 +209,7 @@
       <w:r>
         <w:drawing>
           <wp:inline xmlns:a="http://schemas.openxmlformats.org/drawingml/2006/main" xmlns:pic="http://schemas.openxmlformats.org/drawingml/2006/picture">
-            <wp:extent cx="5486400" cy="4236904"/>
+            <wp:extent cx="5486400" cy="5497712"/>
             <wp:docPr id="1" name="Picture 1"/>
             <wp:cNvGraphicFramePr>
               <a:graphicFrameLocks noChangeAspect="1"/>
@@ -227,7 +230,7 @@
                   <pic:spPr>
                     <a:xfrm>
                       <a:off x="0" y="0"/>
-                      <a:ext cx="5486400" cy="4236904"/>
+                      <a:ext cx="5486400" cy="5497712"/>
                     </a:xfrm>
                     <a:prstGeom prst="rect"/>
                   </pic:spPr>
@@ -241,53 +244,37 @@
     <w:p>
       <w:pPr>
         <w:pStyle w:val="Caption"/>
+        <w:spacing w:after="240"/>
       </w:pPr>
       <w:r>
-        <w:t>Figur 1. Fyndplatser för naturvårdsarter i det avverkningsanmälda området (röd linje). Markörer utan svart kant är placerade på fyndplatsen. Markörer med svart kant är placerade vid sidan av fyndplatsen och har ett svart streck som visar fyndplatsens exakta position. Kartans mittpunktskoordinat är N 6604259, E 692784 i SWEREF 99 TM.</w:t>
+        <w:t>Figur 1. Fyndplatser för naturvårdsarter i och inom 19 meter från avverkningsanmälan (röd linje). Markörer utan svart kant är placerade på fyndplatsen. Markörer med svart kant är placerade vid sidan av fyndplatsen och har ett svart streck som visar fyndplatsens exakta position. Kartans mittpunktskoordinat är N 6604259, E 692784 i SWEREF 99 TM.</w:t>
       </w:r>
     </w:p>
     <w:p>
+      <w:pPr>
+        <w:pStyle w:val="Heading2"/>
+      </w:pPr>
+      <w:r>
+        <w:t>Fridlysta arter</w:t>
+      </w:r>
+    </w:p>
+    <w:p>
+      <w:r>
+        <w:t>Följande fridlysta arter har sina livsmiljöer och växtplatser i den avverkningsanmälda skogen: knärot (VU, T, §8), mindre hackspett (NT, T, §4), kungsfågel (§4) och revlummer (§9).</w:t>
+      </w:r>
+    </w:p>
+    <w:p>
+      <w:r>
+        <w:t xml:space="preserve">Observera att medlemsländerna är skyldiga att agera i enlighet med EU:s fågeldirektiv där det uttryckligen står att direktivet gäller för fåglar samt för deras ägg, bon och </w:t>
+      </w:r>
       <w:r>
         <w:rPr>
           <w:b/>
         </w:rPr>
-        <w:t xml:space="preserve">Björksplintborre </w:t>
-      </w:r>
-      <w:r>
-        <w:t>är en skalbagge vars larvutveckling sker i bark på nyligen döda björkar, både stående träd och vindfällen. En prydlig rad med runda ventilationshål i barken ovanför modergången är synnerligen karaktäristiskt. Arten är knuten till lövrika blandskogar med en hög andel gamla träd, och starkt gynnad av naturliga störningar som torka, översvämningar, brand och stormfällningar. Talrika gnagspår kan tyda på biotoper med höga naturvärden, exempelvis för ovanliga hackspettar och andra, mer sällsynta vedinsekter. Larverna är omtyckt hackspettsföda (SLU Artdatabanken, 2025).</w:t>
-      </w:r>
-    </w:p>
-    <w:p>
-      <w:r>
-        <w:rPr>
-          <w:b/>
-        </w:rPr>
-        <w:t>Stubbspretmossa</w:t>
-      </w:r>
-      <w:r>
-        <w:t xml:space="preserve"> växer på ved i rika löv- och barrskogar med relativt hög luftfuktighet och indikerar fuktiga skogsmiljöer med gott om murken ved och ofta höga naturvärden. Stubbspretmossa är typisk art för </w:t>
-      </w:r>
-      <w:r>
-        <w:rPr>
-          <w:i/>
-        </w:rPr>
-        <w:t>9020 Nordlig ädellövskog</w:t>
-      </w:r>
-      <w:r>
-        <w:t xml:space="preserve"> (SLU Artdatabanken, 2024).</w:t>
-      </w:r>
-    </w:p>
-    <w:p>
-      <w:pPr>
-        <w:pStyle w:val="Heading1"/>
-      </w:pPr>
-      <w:r>
-        <w:t>Fridlysta arter</w:t>
-      </w:r>
-    </w:p>
-    <w:p>
-      <w:r>
-        <w:t>Följande fridlysta arter har sina livsmiljöer och växtplatser i den avverkningsanmälda skogen: knärot (VU, §8) och revlummer (§9).</w:t>
+        <w:t xml:space="preserve">livsmiljöer </w:t>
+      </w:r>
+      <w:r>
+        <w:t>(artikel 1). Vidare att de åtgärder som vidtas inte får leda till en försämring av den nuvarande situationen beträffande bevarandet av de fågelarter som avses i artikel 1 (artikel 13). Fågeldirektivet är styrande för tillsynsansvariga myndigheters ärendehantering, ställningstaganden och beslutsfattande.</w:t>
       </w:r>
     </w:p>
     <w:p>
@@ -316,7 +303,7 @@
         <w:t xml:space="preserve"> 9050 Näringsrik granskog</w:t>
       </w:r>
       <w:r>
-        <w:t xml:space="preserve">, rödlistad som sårbar och fridlyst enligt 8§ artskyddsförordningen. En nyligen genomförd analys av 79 floraväktarlokaler indikerar att det behövs någonstans mellan 100 och 150 meters skyddszon för att en knärotspopulation inte ska dö ut på lång sikt (Sebestyén &amp; Sundberg, 2025). Detta ligger väl i linje med tidigare genomförda studier som visar att det krävs väl tilltagna buffertzoner för att knäroten inte ska ta skada av skogsbruksåtgärder i intilliggande skog (Johnson, 2014; Koelmeijer m.fl., 2022; Skogsstyrelsen, 2022). Arten är även känslig för gallring vilket framgår av Skogsstyrelsens egen vägledning för hänsyn till knärot (Skogsstyrelsen, 2022). För rika förekomster av knärot är reservatsbildning eller biotopskydd lämpliga åtgärder för att skydda den. På knärot kan den sällsynta rostsvampen </w:t>
+        <w:t xml:space="preserve">, rödlistad som sårbar och fridlyst enligt 8§ artskyddsförordningen. En nyligen genomförd analys av 79 floraväktarlokaler indikerar att det behövs någonstans mellan 100 och 150 meters skyddszon för att en knärotspopulation inte ska dö ut på lång sikt (Sebestyén &amp; Sundberg, 2025). Detta ligger väl i linje med tidigare genomförda studier som visar att det krävs väl tilltagna buffertzoner för att knäroten inte ska ta skada av skogsbruksåtgärder i intilliggande skog (Johnson, 2014; Koelmeijer m.fl., 2022; Skogsstyrelsen, 2022). Arten är även känslig för gallring vilket framgår av Skogsstyrelsens egen vägledning för hänsyn till knärot (Skogsstyrelsen, 2022). Ytterligare en studie visar på den starka korrelationen mellan minskande arealer kontinuitetsskog och lokal utdöenderisk. Knäroten uppvisade en mycket låg koloniseringsgrad (0,7 % över 10 år) i kombination med hög lokal utrotningsrisk (75,2 %), där utrotningssannolikheten ökade kraftigt när arealen kontinuitetsskog minskade mellan undersökningar, t.ex. på grund av kalhyggesbruk (Johansson et al., 2026). För rika förekomster av knärot är reservatsbildning eller biotopskydd lämpliga åtgärder för att skydda den. På knärot kan den sällsynta rostsvampen </w:t>
       </w:r>
       <w:r>
         <w:rPr>
@@ -339,7 +326,7 @@
     </w:p>
     <w:p>
       <w:r>
-        <w:t>I det avverkningsanmälda området finns 2 fyndplatser för knärot registrerade på Artportalen. Figur 2 visar gränserna för buffertzoner på 50 m, som behöver lämnas kring fyndplatserna för att knärotslokalerna inte ska försvinna vid en avverkning. Av det avverkningsanmälda området överlappar 0.25 ha med buffertzonerna och får av detta skäl inte avverkas.</w:t>
+        <w:t>I det avverkningsanmälda området finns 6 fyndplatser för knärot registrerade på Artportalen. Figur 2 visar gränserna för buffertzoner på 50 m, som behöver lämnas kring fyndplatserna för att knärotslokalerna inte ska försvinna vid en avverkning. Av det avverkningsanmälda området överlappar 0.25 ha med buffertzonerna och får av detta skäl inte avverkas.</w:t>
       </w:r>
     </w:p>
     <w:p>
@@ -349,7 +336,7 @@
       <w:r>
         <w:drawing>
           <wp:inline xmlns:a="http://schemas.openxmlformats.org/drawingml/2006/main" xmlns:pic="http://schemas.openxmlformats.org/drawingml/2006/picture">
-            <wp:extent cx="5486400" cy="4962409"/>
+            <wp:extent cx="5486400" cy="5378934"/>
             <wp:docPr id="2" name="Picture 2"/>
             <wp:cNvGraphicFramePr>
               <a:graphicFrameLocks noChangeAspect="1"/>
@@ -370,7 +357,7 @@
                   <pic:spPr>
                     <a:xfrm>
                       <a:off x="0" y="0"/>
-                      <a:ext cx="5486400" cy="4962409"/>
+                      <a:ext cx="5486400" cy="5378934"/>
                     </a:xfrm>
                     <a:prstGeom prst="rect"/>
                   </pic:spPr>
@@ -384,19 +371,181 @@
     <w:p>
       <w:pPr>
         <w:pStyle w:val="Caption"/>
+        <w:spacing w:after="240"/>
       </w:pPr>
       <w:r>
         <w:t>Figur 2. Fyndplatser och buffertzoner för knärot i det avverkningsanmälda området. Endast fyndplatser vars buffertzoner överlappar med det avverkningsanmälda området har tagits med i visualiseringen. Kartans mittpunktskoordinat är N 6604259, E 692784 i SWEREF 99 TM.</w:t>
+      </w:r>
+    </w:p>
+    <w:p>
+      <w:r>
+        <w:rPr>
+          <w:b/>
+        </w:rPr>
+        <w:t>Mindre hackspett (NT, §4)</w:t>
+      </w:r>
+      <w:r>
+        <w:t xml:space="preserve"> är rödlistad som nära hotad, fridlyst och prioriterad art i Skogsvårdslagen. Minskningstakten har uppgått till 25 (10–40) % under de senaste 15 åren och bedöms vara nära gränsvärdet för Sårbar (VU). (A2bc). Arten har stora revir och höga krav när det gäller förekomst av lövskog på landskapsnivå. För att häcka framgångsrikt behöver ett par cirka 40 ha äldre lövdominerad skog inom ett område på upp till 200 ha. Under vintern kan födosök även ske i äldre grandominerad skog. Mindre hackspett är typisk art för </w:t>
+      </w:r>
+      <w:r>
+        <w:rPr>
+          <w:i/>
+        </w:rPr>
+        <w:t>9010 Taiga, 9750 Svämlövskog, 9080 Lövsumpskog, 9030 Landhöjningsskog och 9040 Fjällbjörkskog</w:t>
+      </w:r>
+      <w:r>
+        <w:t xml:space="preserve"> (SLU Artdatabanken, 2021; Skogsstyrelsen, 2016).</w:t>
+      </w:r>
+    </w:p>
+    <w:p>
+      <w:r>
+        <w:t>I BILAGA 1 finns mer detaljerad information om ekologi samt krav på livsmiljö hos fridlysta arter.</w:t>
       </w:r>
     </w:p>
     <w:p>
       <w:pPr>
-        <w:pStyle w:val="Caption"/>
+        <w:pStyle w:val="Heading2"/>
       </w:pPr>
+      <w:r>
+        <w:t>Övriga naturvårdsarter</w:t>
+      </w:r>
     </w:p>
     <w:p>
       <w:r>
-        <w:t>I BILAGA 1 finns mer detaljerad information om ekologi samt krav på livsmiljö hos fridlysta arter.</w:t>
+        <w:rPr>
+          <w:b/>
+        </w:rPr>
+        <w:t xml:space="preserve">Björksplintborre </w:t>
+      </w:r>
+      <w:r>
+        <w:t>är en skalbagge vars larvutveckling sker i bark på nyligen döda björkar, både stående träd och vindfällen. En prydlig rad med runda ventilationshål i barken ovanför modergången är synnerligen karaktäristiskt. Arten är knuten till lövrika blandskogar med en hög andel gamla träd, och starkt gynnad av naturliga störningar som torka, översvämningar, brand och stormfällningar. Talrika gnagspår kan tyda på biotoper med höga naturvärden, exempelvis för ovanliga hackspettar och andra, mer sällsynta vedinsekter. Larverna är omtyckt hackspettsföda (SLU Artdatabanken, 2025).</w:t>
+      </w:r>
+    </w:p>
+    <w:p>
+      <w:r>
+        <w:rPr>
+          <w:b/>
+        </w:rPr>
+        <w:t>Jättesvampmal</w:t>
+      </w:r>
+      <w:r>
+        <w:t xml:space="preserve"> är en fjäril som flyger i juli i mer eller mindre orörd gammal löv- eller blandskog, särskilt sådan med björk och bok. Larven lever i fnöskticka m.fl. tickor och kläckhålen och resterna av larvgångar i äldre fruktkroppar är lätta att känna igen och inventera. Arten hotas av avverkning av gamla, svampangripna lövträd samt bortforsling av döda lövträd, vindfällen och lågor. Gamla lövträd och naturbestånd med lövskog - särskilt björk och bok - bör sparas så långt möjligt och död ved lämnas kvar i skogen (SLU Artdatabanken, 2025).</w:t>
+      </w:r>
+    </w:p>
+    <w:p>
+      <w:r>
+        <w:rPr>
+          <w:b/>
+        </w:rPr>
+        <w:t>Stubbspretmossa</w:t>
+      </w:r>
+      <w:r>
+        <w:t xml:space="preserve"> växer på ved i rika löv- och barrskogar med relativt hög luftfuktighet och indikerar fuktiga skogsmiljöer med gott om murken ved och ofta höga naturvärden. Stubbspretmossa är typisk art för </w:t>
+      </w:r>
+      <w:r>
+        <w:rPr>
+          <w:i/>
+        </w:rPr>
+        <w:t>9020 Nordlig ädellövskog</w:t>
+      </w:r>
+      <w:r>
+        <w:t xml:space="preserve"> (SLU Artdatabanken, 2024).</w:t>
+      </w:r>
+    </w:p>
+    <w:p>
+      <w:r>
+        <w:rPr>
+          <w:b/>
+        </w:rPr>
+        <w:t>Ullticka (NT)</w:t>
+      </w:r>
+      <w:r>
+        <w:t xml:space="preserve"> är knuten till restbestånd av barrnaturskog och förekommer med ett tydligt optimum i orörda eller måttligt påverkade gamla granskogar där det föreligger viss kontinuitet av grov död ved. Ullticka är en bra signalart inom hela sitt utbredningsområde och i södra Sverige är den sällsynt och en god signalart för skyddsvärda granskogsmiljöer. Den hotas av avverkning och fragmentering av naturskog och äldre granskog med lång trädkontinuitet. På ullticka kan ibland ulltickeporing (VU) påträffas - det är en sällsynt ticka som nyligen delats upp i de tre olika arterna ulltickeporing </w:t>
+      </w:r>
+      <w:r>
+        <w:rPr>
+          <w:i/>
+        </w:rPr>
+        <w:t xml:space="preserve">Skeletocutis brevispora </w:t>
+      </w:r>
+      <w:r>
+        <w:t>(VU)</w:t>
+      </w:r>
+      <w:r>
+        <w:rPr>
+          <w:i/>
+        </w:rPr>
+        <w:t>, Skeletocutis delicata</w:t>
+      </w:r>
+      <w:r>
+        <w:t xml:space="preserve"> (VU)</w:t>
+      </w:r>
+      <w:r>
+        <w:rPr>
+          <w:i/>
+        </w:rPr>
+        <w:t xml:space="preserve"> och Skeletocutis exilis</w:t>
+      </w:r>
+      <w:r>
+        <w:t xml:space="preserve"> (NT). Ullticka är typisk art för </w:t>
+      </w:r>
+      <w:r>
+        <w:rPr>
+          <w:i/>
+        </w:rPr>
+        <w:t xml:space="preserve">9010 Taiga, 9050 Näringsrik granskog </w:t>
+      </w:r>
+      <w:r>
+        <w:t xml:space="preserve">och </w:t>
+      </w:r>
+      <w:r>
+        <w:rPr>
+          <w:i/>
+        </w:rPr>
+        <w:t>9030 Landhöjningsskog</w:t>
+      </w:r>
+      <w:r>
+        <w:t xml:space="preserve"> (SLU Artdatabanken, 2026; Nitare &amp; Skogsstyrelsen, 2019; Miettinen &amp; Niemelä, 2018).</w:t>
+      </w:r>
+    </w:p>
+    <w:p>
+      <w:r>
+        <w:rPr>
+          <w:b/>
+        </w:rPr>
+        <w:t>Vedskivlav (NT)</w:t>
+      </w:r>
+      <w:r>
+        <w:t xml:space="preserve"> växer på gammal, torr, exponerad, hård kärnved av framförallt tall i naturskogsartade bestånd. Avverkning av tallskog av naturskogskaraktär med spår av återkommande bränder är ett hot. Mängden lämplig ved att växa på för vedskivlav minskar, dels på grund av naturlig nedbrytning men framförallt på grund av att de förstörs i samband med slutavverkningar, gallringar och markberedning. Tall- och blandbarrskogar av naturskogskaraktär med spår av återkommande bränder bör skyddas. Vedskivlav är typisk art för </w:t>
+      </w:r>
+      <w:r>
+        <w:rPr>
+          <w:i/>
+        </w:rPr>
+        <w:t>9010 Taiga</w:t>
+      </w:r>
+      <w:r>
+        <w:t xml:space="preserve"> (SLU Artdatabanken, 2024).</w:t>
+      </w:r>
+    </w:p>
+    <w:p>
+      <w:r>
+        <w:rPr>
+          <w:b/>
+        </w:rPr>
+        <w:t xml:space="preserve">Vedticka </w:t>
+      </w:r>
+      <w:r>
+        <w:t xml:space="preserve">är en bra signalart söder om den naturliga norrlandsgränsen. Den är huvudsakligen knuten till äldre barrskogar där det föreligger långvarig kontinuitet av död barrved. Vedticka är typisk art för </w:t>
+      </w:r>
+      <w:r>
+        <w:rPr>
+          <w:i/>
+        </w:rPr>
+        <w:t xml:space="preserve">9010 Taiga </w:t>
+      </w:r>
+      <w:r>
+        <w:t>(Nitare &amp; Skogsstyrelsen, 2019; SLU Artdatabanken, 2025).</w:t>
       </w:r>
     </w:p>
     <w:p>
@@ -451,6 +600,22 @@
       <w:r>
         <w:t>I den avverkningsanmälda skogen har fridlysta arter sina livsmiljöer och växtplatser. Att skada de fridlysta arternas livsmiljöer, växtplatser eller ekologiska funktion är inte tillåtet enligt artskyddsförordningen.</w:t>
       </w:r>
+      <w:r>
+        <w:rPr>
+          <w:i/>
+        </w:rPr>
+        <w:t xml:space="preserve"> EU:s medlemsländer och skogsbolag är skyldiga att agera i enlighet med EU:s fågeldirektiv där det uttryckligen står att direktivet gäller för fåglar samt för deras ägg, bon och </w:t>
+      </w:r>
+      <w:r>
+        <w:rPr>
+          <w:b/>
+          <w:i/>
+        </w:rPr>
+        <w:t xml:space="preserve">livsmiljöer </w:t>
+      </w:r>
+      <w:r>
+        <w:t>(artikel 1). Vidare att de åtgärder som vidtas inte får leda till en försämring av den nuvarande situationen beträffande bevarandet av de fågelarter som avses i artikel 1 (artikel 13).</w:t>
+      </w:r>
     </w:p>
     <w:p>
       <w:r>
@@ -489,7 +654,7 @@
         <w:rPr>
           <w:i/>
         </w:rPr>
-        <w:t>I det avverkningsanmälda skogsområdet har 4 naturvårdsarter varav 1 rödlistade arter sina livsmiljöer och växtplatser.</w:t>
+        <w:t>I det avverkningsanmälda skogsområdet har 10 naturvårdsarter varav 4 rödlistade arter sina livsmiljöer och växtplatser.</w:t>
       </w:r>
     </w:p>
     <w:p>
@@ -722,7 +887,7 @@
     </w:p>
     <w:p>
       <w:r>
-        <w:t>En analys av 79 floraväktarlokaler åren 1990–2015 vilka återbesökts under 2020–2024 visade på en tydlig negativ påverkan på knärotsförekomster från större hyggen i närområdet (inom 150–200 m) vilket indikerar att kanteffekter har en stor påverkan på populationerna. Resultaten bekräftar knärotens känslighet för kanteffekter och visar vikten av att skydda större skogsbestånd för att bevara arten. Om det blir höga andelar (&gt;30%) hyggen inom 200 meter från en knärotsförekomst så ökar risken för att en knärotspopulation dör ut och det verkar det behövas någonstans mellan 100 och 150 meters skyddszon för att bevara arten på lång sikt (Sebestyén &amp; Sundberg, 2025).</w:t>
+        <w:t>En analys av 79 floraväktarlokaler åren 1990–2015 vilka återbesökts under 2020–2024 visade på en tydlig negativ påverkan på knärotsförekomster från större hyggen i närområdet (inom 150–200 m) vilket indikerar att kanteffekter har en stor påverkan på populationerna. Resultaten bekräftar knärotens känslighet för kanteffekter och visar vikten av att skydda större skogsbestånd för att bevara arten. Om det blir höga andelar (&gt;30%) hyggen inom 200 meter från en knärotsförekomst så ökar risken för att en knärotspopulation dör ut och det verkar det behövas någonstans mellan 100 och 150 meters skyddszon för att bevara arten på lång sikt (Sebestyén &amp; Sundberg, 2025). Detta stöds även av en studie (Johansson et al, 2026) baserad på data från Riksskogstaxeringen som visar att knäroten minskat med 66 % under perioden 1993–2022 samt att det finns en stark korrelation mellan minskande arealer kontinuitetsskog och lokal utdöenderisk. Knäroten uppvisade en mycket låg koloniseringsgrad (0,7 % över 10 år) i kombination med hög lokal utrotningsrisk (75,2 %), där utrotningssannolikheten ökade kraftigt när arealen kontinuitetsskog minskade mellan undersökningar, t.ex. på grund av kalhyggesbruk (Johansson et al., 2026).</w:t>
       </w:r>
     </w:p>
     <w:p>
@@ -767,7 +932,7 @@
     </w:p>
     <w:p>
       <w:r>
-        <w:t>En nyligen publicerad vetenskaplig uppsats av Koelmeijer m.fl. (2022) inkluderar orkidén knärots skyddsbehov. I uppsatsen berörs problemet med uttorkning för växter, bl.a. för knärot, ett problem som blivit accentuerat på grund av den pågående klimatförändringen och torra somrar, t.ex. den exceptionellt torra sommaren 2018. I uppsatsen undersöks områden med tre olika avstånd från kalhyggeskant med avseende på skydd bl.a. för knärot. Det första området har avstånd upp till 20 m från hyggeskant (Strong edge effect), det andra 20–40 m från hyggeskant (Weak edge effect) och det tredje avser större avstånd från hyggeskant, där kanteffekten anses vara försumbar (Interior). Ett resultat var att man fann stor eller mycket stor uttorkningseffekt på känsliga och rödlistade skogsarter vid de kortare avstånden till hyggeskant, medan effekt av uttorkning inte konstaterades på större avstånd (Interior). För orkidén knärot fann man en rik förekomst (upp till 0,06 dm2/m2) på stort avstånd från hyggeskant (Interior), medan förekomsten var liten eller närmast försumbar i de områden som klassificerades som Weak edge effect respektive Strong edge effect. Arbetet påpekar att de allt oftare förekommande torra somrarna ger ytterligare skäl att utöka skyddsavståndet från hyggen till den fuktkrävande arten knärot (Koelmeijer m.fl., 2022).</w:t>
+        <w:t>Ytterligare en studie (Koelmeijer m.fl., 2022) inkluderar knärotens skyddsbehov. I uppsatsen berörs problemet med uttorkning för växter, bl.a. för knärot, ett problem som blivit accentuerat på grund av den pågående klimatförändringen och torra somrar, t.ex. den exceptionellt torra sommaren 2018. I uppsatsen undersöks områden med tre olika avstånd från kalhyggeskant med avseende på skydd bl.a. för knärot. Det första området har avstånd upp till 20 m från hyggeskant (Strong edge effect), det andra 20–40 m från hyggeskant (Weak edge effect) och det tredje avser större avstånd från hyggeskant, där kanteffekten anses vara försumbar (Interior). Ett resultat var att man fann stor eller mycket stor uttorkningseffekt på känsliga och rödlistade skogsarter vid de kortare avstånden till hyggeskant, medan effekt av uttorkning inte konstaterades på större avstånd (Interior). För orkidén knärot fann man en rik förekomst (upp till 0,06 dm2/m2) på stort avstånd från hyggeskant (Interior), medan förekomsten var liten eller närmast försumbar i de områden som klassificerades som Weak edge effect respektive Strong edge effect. Arbetet påpekar att de allt oftare förekommande torra somrarna ger ytterligare skäl att utöka skyddsavståndet från hyggen till den fuktkrävande arten knärot (Koelmeijer m.fl., 2022).</w:t>
       </w:r>
     </w:p>
     <w:p>
@@ -799,7 +964,7 @@
         <w:t xml:space="preserve">Short-term response of the herbaceous layer within leave patches after harvest. </w:t>
       </w:r>
       <w:r>
-        <w:t>Forest Ecology and Management 257, 1014–1025</w:t>
+        <w:t>Forest Ecology and Management 257, 1014–1025.</w:t>
       </w:r>
     </w:p>
     <w:p>
@@ -813,7 +978,30 @@
         <w:t xml:space="preserve">Level and pattern of overstory retention interact to shape long-term responses of understories to timber harvest. </w:t>
       </w:r>
       <w:r>
-        <w:t>Ecological Applications, 22, 2049–2064</w:t>
+        <w:t>Ecological Applications, 22, 2049–2064.</w:t>
+      </w:r>
+    </w:p>
+    <w:p>
+      <w:r>
+        <w:t>Johansson, V., Jansson, M. och Bergman, K-O</w:t>
+      </w:r>
+      <w:r>
+        <w:rPr>
+          <w:i/>
+        </w:rPr>
+        <w:t>.</w:t>
+      </w:r>
+      <w:r>
+        <w:t>, 2026.</w:t>
+      </w:r>
+      <w:r>
+        <w:rPr>
+          <w:i/>
+        </w:rPr>
+        <w:t xml:space="preserve"> A 30-year population decline of a threatened forest orchid associated with old growth forests</w:t>
+      </w:r>
+      <w:r>
+        <w:t>. Department of Physics, Chemistry and Biology (IFM), Linköping University.</w:t>
       </w:r>
     </w:p>
     <w:p>
@@ -827,7 +1015,7 @@
         <w:t>Retention Forestry as a Conservation Measure for Boreal Forest Ground Vegetation</w:t>
       </w:r>
       <w:r>
-        <w:t>. Doktorsavhandling, SLU, Uppsala</w:t>
+        <w:t>. Doktorsavhandling, SLU, Uppsala.</w:t>
       </w:r>
     </w:p>
     <w:p>
@@ -841,7 +1029,7 @@
         <w:t xml:space="preserve">Interactive effects of drought and edge exposure on old-growth forest understory species. </w:t>
       </w:r>
       <w:r>
-        <w:t>Landscape Ecology, 37, sid 1839–1853</w:t>
+        <w:t>Landscape Ecology, 37, sid 1839–1853.</w:t>
       </w:r>
     </w:p>
     <w:p>
@@ -869,7 +1057,7 @@
         <w:t>Påverkan på knärotslokaler från hyggen i närheten.</w:t>
       </w:r>
       <w:r>
-        <w:t xml:space="preserve"> DAPHNE 36:1 2025. Botaniska Sällskapet i Stockholm</w:t>
+        <w:t xml:space="preserve"> DAPHNE 36:1 2025. Botaniska Sällskapet i Stockholm.</w:t>
       </w:r>
     </w:p>
     <w:p>
@@ -883,12 +1071,85 @@
         <w:t xml:space="preserve">Vägledning för hänsyn till knärot. </w:t>
       </w:r>
       <w:r>
-        <w:t>https://www.skogsstyrelsen.se/lag-och-tillsyn/artskydd/vagledningar-och-kunskapsstod-artskydd/vagledning-for-hansyn-till-knarot/</w:t>
+        <w:t>https://www.skogsstyrelsen.se/lag-och-tillsyn/artskydd/vagledningar-och-kunskapsstod-artskydd/vagledning-for-hansyn-till-knarot/.</w:t>
       </w:r>
     </w:p>
     <w:p>
       <w:r>
         <w:t xml:space="preserve">SLU Artdatabanken, 2024. </w:t>
+      </w:r>
+      <w:r>
+        <w:rPr>
+          <w:i/>
+        </w:rPr>
+        <w:t xml:space="preserve">Artfaktablad. Naturvård – artfakta. </w:t>
+      </w:r>
+      <w:r>
+        <w:t>SLU Artdatabanken, Uppsala.</w:t>
+      </w:r>
+    </w:p>
+    <w:p>
+      <w:pPr>
+        <w:pStyle w:val="Heading1"/>
+      </w:pPr>
+      <w:r>
+        <w:t>Mindre hackspett – ekologi samt krav på livsmiljön</w:t>
+      </w:r>
+    </w:p>
+    <w:p>
+      <w:r>
+        <w:t xml:space="preserve">Mindre hackspett (NT) är rödlistad som nära hotad, fridlyst och prioriterad art i Skogsvårdslagen. Den är typisk art för </w:t>
+      </w:r>
+      <w:r>
+        <w:rPr>
+          <w:i/>
+        </w:rPr>
+        <w:t>9010 Taiga, 9750 Svämlövskog, 9080 Lövsumpskog, 9030 Landhöjningsskog och 9040 Fjällbjörkskog</w:t>
+      </w:r>
+      <w:r>
+        <w:t>. Minskningstakten har uppgått till 25 (10–40) % under de senaste 15 åren och bedöms vara nära gränsvärdet för Sårbar (VU). (A2bc). (SLU Artdatabanken 2021).</w:t>
+      </w:r>
+    </w:p>
+    <w:p>
+      <w:r>
+        <w:t>Den mindre hackspetten lever i löv- och blandskog med förekomst av äldre lövträd, gärna ädellövträd i södra Sverige. Norrut förekommer arten i gamla löv- och blandskogar med al, björk och asp. Ett mycket glest bestånd förekommer i fjällbjörkskogen. Under vintern kan födosök ske även i äldre grandominerad skog, troligen för att den ger bättre skydd mot rovdjur och rovfåglar än ren lövskog. (SLU Artdatabanken, 2021).</w:t>
+      </w:r>
+    </w:p>
+    <w:p>
+      <w:r>
+        <w:t>Arten har stora revir och höga krav när det gäller förekomst av lövskog på landskapsnivå. För att häcka framgångsrikt behöver ett par cirka 40 ha äldre lövdominerad skog inom ett område på upp till 200 ha. Under vintern utsträcks födosöket till ett större område på flera hundra hektar, men varje individ återvänder till samma natthål kväll efter kväll. Arten häckar i murkna lövträdsstammar eller stubbar (oftast klibbal eller björk), vanligen 3–7 meter över marken. Ett nytt bohål hackas ut varje vår (Skogsstyrelsen, 2016 &amp; SLU Artdatabanken, 2021).</w:t>
+      </w:r>
+    </w:p>
+    <w:p>
+      <w:r>
+        <w:t>Den mindre hackspetten missgynnas av gallring i löv- och blandskogar, om lövträd tas bort. Vidare så missgynnas arten starkt genom avverkning av äldre lövträd, dränering och avverkning av al- och björkkärr, röjning eller gallring av täta strandskogar, alkärr samt borttagande av murkna träd och grenar. Nedhuggning av äldre hagmarksbjörkar och alar är också negativt. Arten hotas dessutom av biobränsleuttag i gamla inägomarker och andra lövskogar (Skogsstyrelsen, 2016 &amp; SLU Artdatabanken, 2021).</w:t>
+      </w:r>
+    </w:p>
+    <w:p>
+      <w:pPr>
+        <w:pStyle w:val="Heading2"/>
+      </w:pPr>
+      <w:r>
+        <w:t>Referenser – mindre hackspett</w:t>
+      </w:r>
+    </w:p>
+    <w:p>
+      <w:r>
+        <w:t xml:space="preserve">Skogsstyrelsen, 2016. </w:t>
+      </w:r>
+      <w:r>
+        <w:rPr>
+          <w:i/>
+        </w:rPr>
+        <w:t xml:space="preserve">Vägledning för hänsyn till mindre hackspett. </w:t>
+      </w:r>
+      <w:r>
+        <w:t>https://www.skogsstyrelsen.se/globalassets/lag-och-tillsyn/artskydd/vagledningar-for-hansyn-till-faglar/mindre-hackspett-vagledning-hansyn2.pdf</w:t>
+      </w:r>
+    </w:p>
+    <w:p>
+      <w:r>
+        <w:t xml:space="preserve">SLU Artdatabanken, 2021. </w:t>
       </w:r>
       <w:r>
         <w:rPr>
@@ -918,7 +1179,7 @@
 </file>
 
 <file path=word/endnotes.xml><?xml version="1.0" encoding="utf-8"?>
-<w:endnotes xmlns:wpc="http://schemas.microsoft.com/office/word/2010/wordprocessingCanvas" xmlns:cx="http://schemas.microsoft.com/office/drawing/2014/chartex" xmlns:cx1="http://schemas.microsoft.com/office/drawing/2015/9/8/chartex" xmlns:cx2="http://schemas.microsoft.com/office/drawing/2015/10/21/chartex" xmlns:cx3="http://schemas.microsoft.com/office/drawing/2016/5/9/chartex" xmlns:cx4="http://schemas.microsoft.com/office/drawing/2016/5/10/chartex" xmlns:cx5="http://schemas.microsoft.com/office/drawing/2016/5/11/chartex" xmlns:cx6="http://schemas.microsoft.com/office/drawing/2016/5/12/chartex" xmlns:cx7="http://schemas.microsoft.com/office/drawing/2016/5/13/chartex" xmlns:cx8="http://schemas.microsoft.com/office/drawing/2016/5/14/chartex" xmlns:mc="http://schemas.openxmlformats.org/markup-compatibility/2006" xmlns:aink="http://schemas.microsoft.com/office/drawing/2016/ink" xmlns:am3d="http://schemas.microsoft.com/office/drawing/2017/model3d" xmlns:o="urn:schemas-microsoft-com:office:office" xmlns:oel="http://schemas.microsoft.com/office/2019/extlst" xmlns:r="http://schemas.openxmlformats.org/officeDocument/2006/relationships" xmlns:m="http://schemas.openxmlformats.org/officeDocument/2006/math" xmlns:v="urn:schemas-microsoft-com:vml" xmlns:wp14="http://schemas.microsoft.com/office/word/2010/wordprocessingDrawing" xmlns:wp="http://schemas.openxmlformats.org/drawingml/2006/wordprocessingDrawing" xmlns:w10="urn:schemas-microsoft-com:office:word" xmlns:w="http://schemas.openxmlformats.org/wordprocessingml/2006/main" xmlns:w14="http://schemas.microsoft.com/office/word/2010/wordml" xmlns:w15="http://schemas.microsoft.com/office/word/2012/wordml" xmlns:w16cex="http://schemas.microsoft.com/office/word/2018/wordml/cex" xmlns:w16cid="http://schemas.microsoft.com/office/word/2016/wordml/cid" xmlns:w16="http://schemas.microsoft.com/office/word/2018/wordml" xmlns:w16sdtdh="http://schemas.microsoft.com/office/word/2020/wordml/sdtdatahash" xmlns:w16se="http://schemas.microsoft.com/office/word/2015/wordml/symex" xmlns:wpg="http://schemas.microsoft.com/office/word/2010/wordprocessingGroup" xmlns:wpi="http://schemas.microsoft.com/office/word/2010/wordprocessingInk" xmlns:wne="http://schemas.microsoft.com/office/word/2006/wordml" xmlns:wps="http://schemas.microsoft.com/office/word/2010/wordprocessingShape" mc:Ignorable="w14 w15 w16se w16cid w16 w16cex w16sdtdh wp14">
+<w:endnotes xmlns:wpc="http://schemas.microsoft.com/office/word/2010/wordprocessingCanvas" xmlns:cx="http://schemas.microsoft.com/office/drawing/2014/chartex" xmlns:cx1="http://schemas.microsoft.com/office/drawing/2015/9/8/chartex" xmlns:cx2="http://schemas.microsoft.com/office/drawing/2015/10/21/chartex" xmlns:cx3="http://schemas.microsoft.com/office/drawing/2016/5/9/chartex" xmlns:cx4="http://schemas.microsoft.com/office/drawing/2016/5/10/chartex" xmlns:cx5="http://schemas.microsoft.com/office/drawing/2016/5/11/chartex" xmlns:cx6="http://schemas.microsoft.com/office/drawing/2016/5/12/chartex" xmlns:cx7="http://schemas.microsoft.com/office/drawing/2016/5/13/chartex" xmlns:cx8="http://schemas.microsoft.com/office/drawing/2016/5/14/chartex" xmlns:mc="http://schemas.openxmlformats.org/markup-compatibility/2006" xmlns:aink="http://schemas.microsoft.com/office/drawing/2016/ink" xmlns:am3d="http://schemas.microsoft.com/office/drawing/2017/model3d" xmlns:o="urn:schemas-microsoft-com:office:office" xmlns:oel="http://schemas.microsoft.com/office/2019/extlst" xmlns:r="http://schemas.openxmlformats.org/officeDocument/2006/relationships" xmlns:m="http://schemas.openxmlformats.org/officeDocument/2006/math" xmlns:v="urn:schemas-microsoft-com:vml" xmlns:wp14="http://schemas.microsoft.com/office/word/2010/wordprocessingDrawing" xmlns:wp="http://schemas.openxmlformats.org/drawingml/2006/wordprocessingDrawing" xmlns:w10="urn:schemas-microsoft-com:office:word" xmlns:w="http://schemas.openxmlformats.org/wordprocessingml/2006/main" xmlns:w14="http://schemas.microsoft.com/office/word/2010/wordml" xmlns:w15="http://schemas.microsoft.com/office/word/2012/wordml" xmlns:w16cex="http://schemas.microsoft.com/office/word/2018/wordml/cex" xmlns:w16cid="http://schemas.microsoft.com/office/word/2016/wordml/cid" xmlns:w16="http://schemas.microsoft.com/office/word/2018/wordml" xmlns:w16du="http://schemas.microsoft.com/office/word/2023/wordml/word16du" xmlns:w16sdtdh="http://schemas.microsoft.com/office/word/2020/wordml/sdtdatahash" xmlns:w16sdtfl="http://schemas.microsoft.com/office/word/2024/wordml/sdtformatlock" xmlns:w16se="http://schemas.microsoft.com/office/word/2015/wordml/symex" xmlns:wpg="http://schemas.microsoft.com/office/word/2010/wordprocessingGroup" xmlns:wpi="http://schemas.microsoft.com/office/word/2010/wordprocessingInk" xmlns:wne="http://schemas.microsoft.com/office/word/2006/wordml" xmlns:wps="http://schemas.microsoft.com/office/word/2010/wordprocessingShape" mc:Ignorable="w14 w15 w16se w16cid w16 w16cex w16sdtdh w16sdtfl w16du wp14">
   <w:endnote w:type="separator" w:id="-1">
     <w:p>
       <w:pPr>
@@ -943,7 +1204,7 @@
 </file>
 
 <file path=word/footer1.xml><?xml version="1.0" encoding="utf-8"?>
-<w:ftr xmlns:wpc="http://schemas.microsoft.com/office/word/2010/wordprocessingCanvas" xmlns:cx="http://schemas.microsoft.com/office/drawing/2014/chartex" xmlns:cx1="http://schemas.microsoft.com/office/drawing/2015/9/8/chartex" xmlns:cx2="http://schemas.microsoft.com/office/drawing/2015/10/21/chartex" xmlns:cx3="http://schemas.microsoft.com/office/drawing/2016/5/9/chartex" xmlns:cx4="http://schemas.microsoft.com/office/drawing/2016/5/10/chartex" xmlns:cx5="http://schemas.microsoft.com/office/drawing/2016/5/11/chartex" xmlns:cx6="http://schemas.microsoft.com/office/drawing/2016/5/12/chartex" xmlns:cx7="http://schemas.microsoft.com/office/drawing/2016/5/13/chartex" xmlns:cx8="http://schemas.microsoft.com/office/drawing/2016/5/14/chartex" xmlns:mc="http://schemas.openxmlformats.org/markup-compatibility/2006" xmlns:aink="http://schemas.microsoft.com/office/drawing/2016/ink" xmlns:am3d="http://schemas.microsoft.com/office/drawing/2017/model3d" xmlns:o="urn:schemas-microsoft-com:office:office" xmlns:oel="http://schemas.microsoft.com/office/2019/extlst" xmlns:r="http://schemas.openxmlformats.org/officeDocument/2006/relationships" xmlns:m="http://schemas.openxmlformats.org/officeDocument/2006/math" xmlns:v="urn:schemas-microsoft-com:vml" xmlns:wp14="http://schemas.microsoft.com/office/word/2010/wordprocessingDrawing" xmlns:wp="http://schemas.openxmlformats.org/drawingml/2006/wordprocessingDrawing" xmlns:w10="urn:schemas-microsoft-com:office:word" xmlns:w="http://schemas.openxmlformats.org/wordprocessingml/2006/main" xmlns:w14="http://schemas.microsoft.com/office/word/2010/wordml" xmlns:w15="http://schemas.microsoft.com/office/word/2012/wordml" xmlns:w16cex="http://schemas.microsoft.com/office/word/2018/wordml/cex" xmlns:w16cid="http://schemas.microsoft.com/office/word/2016/wordml/cid" xmlns:w16="http://schemas.microsoft.com/office/word/2018/wordml" xmlns:w16sdtdh="http://schemas.microsoft.com/office/word/2020/wordml/sdtdatahash" xmlns:w16se="http://schemas.microsoft.com/office/word/2015/wordml/symex" xmlns:wpg="http://schemas.microsoft.com/office/word/2010/wordprocessingGroup" xmlns:wpi="http://schemas.microsoft.com/office/word/2010/wordprocessingInk" xmlns:wne="http://schemas.microsoft.com/office/word/2006/wordml" xmlns:wps="http://schemas.microsoft.com/office/word/2010/wordprocessingShape" mc:Ignorable="w14 w15 w16se w16cid w16 w16cex w16sdtdh wp14">
+<w:ftr xmlns:wpc="http://schemas.microsoft.com/office/word/2010/wordprocessingCanvas" xmlns:cx="http://schemas.microsoft.com/office/drawing/2014/chartex" xmlns:cx1="http://schemas.microsoft.com/office/drawing/2015/9/8/chartex" xmlns:cx2="http://schemas.microsoft.com/office/drawing/2015/10/21/chartex" xmlns:cx3="http://schemas.microsoft.com/office/drawing/2016/5/9/chartex" xmlns:cx4="http://schemas.microsoft.com/office/drawing/2016/5/10/chartex" xmlns:cx5="http://schemas.microsoft.com/office/drawing/2016/5/11/chartex" xmlns:cx6="http://schemas.microsoft.com/office/drawing/2016/5/12/chartex" xmlns:cx7="http://schemas.microsoft.com/office/drawing/2016/5/13/chartex" xmlns:cx8="http://schemas.microsoft.com/office/drawing/2016/5/14/chartex" xmlns:mc="http://schemas.openxmlformats.org/markup-compatibility/2006" xmlns:aink="http://schemas.microsoft.com/office/drawing/2016/ink" xmlns:am3d="http://schemas.microsoft.com/office/drawing/2017/model3d" xmlns:o="urn:schemas-microsoft-com:office:office" xmlns:oel="http://schemas.microsoft.com/office/2019/extlst" xmlns:r="http://schemas.openxmlformats.org/officeDocument/2006/relationships" xmlns:m="http://schemas.openxmlformats.org/officeDocument/2006/math" xmlns:v="urn:schemas-microsoft-com:vml" xmlns:wp14="http://schemas.microsoft.com/office/word/2010/wordprocessingDrawing" xmlns:wp="http://schemas.openxmlformats.org/drawingml/2006/wordprocessingDrawing" xmlns:w10="urn:schemas-microsoft-com:office:word" xmlns:w="http://schemas.openxmlformats.org/wordprocessingml/2006/main" xmlns:w14="http://schemas.microsoft.com/office/word/2010/wordml" xmlns:w15="http://schemas.microsoft.com/office/word/2012/wordml" xmlns:w16cex="http://schemas.microsoft.com/office/word/2018/wordml/cex" xmlns:w16cid="http://schemas.microsoft.com/office/word/2016/wordml/cid" xmlns:w16="http://schemas.microsoft.com/office/word/2018/wordml" xmlns:w16du="http://schemas.microsoft.com/office/word/2023/wordml/word16du" xmlns:w16sdtdh="http://schemas.microsoft.com/office/word/2020/wordml/sdtdatahash" xmlns:w16sdtfl="http://schemas.microsoft.com/office/word/2024/wordml/sdtformatlock" xmlns:w16se="http://schemas.microsoft.com/office/word/2015/wordml/symex" xmlns:wpg="http://schemas.microsoft.com/office/word/2010/wordprocessingGroup" xmlns:wpi="http://schemas.microsoft.com/office/word/2010/wordprocessingInk" xmlns:wne="http://schemas.microsoft.com/office/word/2006/wordml" xmlns:wps="http://schemas.microsoft.com/office/word/2010/wordprocessingShape" mc:Ignorable="w14 w15 w16se w16cid w16 w16cex w16sdtdh w16sdtfl w16du wp14">
   <w:p>
     <w:pPr>
       <w:pStyle w:val="Footer"/>
@@ -953,7 +1214,7 @@
 </file>
 
 <file path=word/footer2.xml><?xml version="1.0" encoding="utf-8"?>
-<w:ftr xmlns:wpc="http://schemas.microsoft.com/office/word/2010/wordprocessingCanvas" xmlns:cx="http://schemas.microsoft.com/office/drawing/2014/chartex" xmlns:cx1="http://schemas.microsoft.com/office/drawing/2015/9/8/chartex" xmlns:cx2="http://schemas.microsoft.com/office/drawing/2015/10/21/chartex" xmlns:cx3="http://schemas.microsoft.com/office/drawing/2016/5/9/chartex" xmlns:cx4="http://schemas.microsoft.com/office/drawing/2016/5/10/chartex" xmlns:cx5="http://schemas.microsoft.com/office/drawing/2016/5/11/chartex" xmlns:cx6="http://schemas.microsoft.com/office/drawing/2016/5/12/chartex" xmlns:cx7="http://schemas.microsoft.com/office/drawing/2016/5/13/chartex" xmlns:cx8="http://schemas.microsoft.com/office/drawing/2016/5/14/chartex" xmlns:mc="http://schemas.openxmlformats.org/markup-compatibility/2006" xmlns:aink="http://schemas.microsoft.com/office/drawing/2016/ink" xmlns:am3d="http://schemas.microsoft.com/office/drawing/2017/model3d" xmlns:o="urn:schemas-microsoft-com:office:office" xmlns:oel="http://schemas.microsoft.com/office/2019/extlst" xmlns:r="http://schemas.openxmlformats.org/officeDocument/2006/relationships" xmlns:m="http://schemas.openxmlformats.org/officeDocument/2006/math" xmlns:v="urn:schemas-microsoft-com:vml" xmlns:wp14="http://schemas.microsoft.com/office/word/2010/wordprocessingDrawing" xmlns:wp="http://schemas.openxmlformats.org/drawingml/2006/wordprocessingDrawing" xmlns:w10="urn:schemas-microsoft-com:office:word" xmlns:w="http://schemas.openxmlformats.org/wordprocessingml/2006/main" xmlns:w14="http://schemas.microsoft.com/office/word/2010/wordml" xmlns:w15="http://schemas.microsoft.com/office/word/2012/wordml" xmlns:w16cex="http://schemas.microsoft.com/office/word/2018/wordml/cex" xmlns:w16cid="http://schemas.microsoft.com/office/word/2016/wordml/cid" xmlns:w16="http://schemas.microsoft.com/office/word/2018/wordml" xmlns:w16sdtdh="http://schemas.microsoft.com/office/word/2020/wordml/sdtdatahash" xmlns:w16se="http://schemas.microsoft.com/office/word/2015/wordml/symex" xmlns:wpg="http://schemas.microsoft.com/office/word/2010/wordprocessingGroup" xmlns:wpi="http://schemas.microsoft.com/office/word/2010/wordprocessingInk" xmlns:wne="http://schemas.microsoft.com/office/word/2006/wordml" xmlns:wps="http://schemas.microsoft.com/office/word/2010/wordprocessingShape" mc:Ignorable="w14 w15 w16se w16cid w16 w16cex w16sdtdh wp14">
+<w:ftr xmlns:wpc="http://schemas.microsoft.com/office/word/2010/wordprocessingCanvas" xmlns:cx="http://schemas.microsoft.com/office/drawing/2014/chartex" xmlns:cx1="http://schemas.microsoft.com/office/drawing/2015/9/8/chartex" xmlns:cx2="http://schemas.microsoft.com/office/drawing/2015/10/21/chartex" xmlns:cx3="http://schemas.microsoft.com/office/drawing/2016/5/9/chartex" xmlns:cx4="http://schemas.microsoft.com/office/drawing/2016/5/10/chartex" xmlns:cx5="http://schemas.microsoft.com/office/drawing/2016/5/11/chartex" xmlns:cx6="http://schemas.microsoft.com/office/drawing/2016/5/12/chartex" xmlns:cx7="http://schemas.microsoft.com/office/drawing/2016/5/13/chartex" xmlns:cx8="http://schemas.microsoft.com/office/drawing/2016/5/14/chartex" xmlns:mc="http://schemas.openxmlformats.org/markup-compatibility/2006" xmlns:aink="http://schemas.microsoft.com/office/drawing/2016/ink" xmlns:am3d="http://schemas.microsoft.com/office/drawing/2017/model3d" xmlns:o="urn:schemas-microsoft-com:office:office" xmlns:oel="http://schemas.microsoft.com/office/2019/extlst" xmlns:r="http://schemas.openxmlformats.org/officeDocument/2006/relationships" xmlns:m="http://schemas.openxmlformats.org/officeDocument/2006/math" xmlns:v="urn:schemas-microsoft-com:vml" xmlns:wp14="http://schemas.microsoft.com/office/word/2010/wordprocessingDrawing" xmlns:wp="http://schemas.openxmlformats.org/drawingml/2006/wordprocessingDrawing" xmlns:w10="urn:schemas-microsoft-com:office:word" xmlns:w="http://schemas.openxmlformats.org/wordprocessingml/2006/main" xmlns:w14="http://schemas.microsoft.com/office/word/2010/wordml" xmlns:w15="http://schemas.microsoft.com/office/word/2012/wordml" xmlns:w16cex="http://schemas.microsoft.com/office/word/2018/wordml/cex" xmlns:w16cid="http://schemas.microsoft.com/office/word/2016/wordml/cid" xmlns:w16="http://schemas.microsoft.com/office/word/2018/wordml" xmlns:w16du="http://schemas.microsoft.com/office/word/2023/wordml/word16du" xmlns:w16sdtdh="http://schemas.microsoft.com/office/word/2020/wordml/sdtdatahash" xmlns:w16sdtfl="http://schemas.microsoft.com/office/word/2024/wordml/sdtformatlock" xmlns:w16se="http://schemas.microsoft.com/office/word/2015/wordml/symex" xmlns:wpg="http://schemas.microsoft.com/office/word/2010/wordprocessingGroup" xmlns:wpi="http://schemas.microsoft.com/office/word/2010/wordprocessingInk" xmlns:wne="http://schemas.microsoft.com/office/word/2006/wordml" xmlns:wps="http://schemas.microsoft.com/office/word/2010/wordprocessingShape" mc:Ignorable="w14 w15 w16se w16cid w16 w16cex w16sdtdh w16sdtfl w16du wp14">
   <w:p>
     <w:pPr>
       <w:pStyle w:val="Footer"/>
@@ -963,7 +1224,7 @@
 </file>
 
 <file path=word/footer3.xml><?xml version="1.0" encoding="utf-8"?>
-<w:ftr xmlns:wpc="http://schemas.microsoft.com/office/word/2010/wordprocessingCanvas" xmlns:cx="http://schemas.microsoft.com/office/drawing/2014/chartex" xmlns:cx1="http://schemas.microsoft.com/office/drawing/2015/9/8/chartex" xmlns:cx2="http://schemas.microsoft.com/office/drawing/2015/10/21/chartex" xmlns:cx3="http://schemas.microsoft.com/office/drawing/2016/5/9/chartex" xmlns:cx4="http://schemas.microsoft.com/office/drawing/2016/5/10/chartex" xmlns:cx5="http://schemas.microsoft.com/office/drawing/2016/5/11/chartex" xmlns:cx6="http://schemas.microsoft.com/office/drawing/2016/5/12/chartex" xmlns:cx7="http://schemas.microsoft.com/office/drawing/2016/5/13/chartex" xmlns:cx8="http://schemas.microsoft.com/office/drawing/2016/5/14/chartex" xmlns:mc="http://schemas.openxmlformats.org/markup-compatibility/2006" xmlns:aink="http://schemas.microsoft.com/office/drawing/2016/ink" xmlns:am3d="http://schemas.microsoft.com/office/drawing/2017/model3d" xmlns:o="urn:schemas-microsoft-com:office:office" xmlns:oel="http://schemas.microsoft.com/office/2019/extlst" xmlns:r="http://schemas.openxmlformats.org/officeDocument/2006/relationships" xmlns:m="http://schemas.openxmlformats.org/officeDocument/2006/math" xmlns:v="urn:schemas-microsoft-com:vml" xmlns:wp14="http://schemas.microsoft.com/office/word/2010/wordprocessingDrawing" xmlns:wp="http://schemas.openxmlformats.org/drawingml/2006/wordprocessingDrawing" xmlns:w10="urn:schemas-microsoft-com:office:word" xmlns:w="http://schemas.openxmlformats.org/wordprocessingml/2006/main" xmlns:w14="http://schemas.microsoft.com/office/word/2010/wordml" xmlns:w15="http://schemas.microsoft.com/office/word/2012/wordml" xmlns:w16cex="http://schemas.microsoft.com/office/word/2018/wordml/cex" xmlns:w16cid="http://schemas.microsoft.com/office/word/2016/wordml/cid" xmlns:w16="http://schemas.microsoft.com/office/word/2018/wordml" xmlns:w16sdtdh="http://schemas.microsoft.com/office/word/2020/wordml/sdtdatahash" xmlns:w16se="http://schemas.microsoft.com/office/word/2015/wordml/symex" xmlns:wpg="http://schemas.microsoft.com/office/word/2010/wordprocessingGroup" xmlns:wpi="http://schemas.microsoft.com/office/word/2010/wordprocessingInk" xmlns:wne="http://schemas.microsoft.com/office/word/2006/wordml" xmlns:wps="http://schemas.microsoft.com/office/word/2010/wordprocessingShape" mc:Ignorable="w14 w15 w16se w16cid w16 w16cex w16sdtdh wp14">
+<w:ftr xmlns:wpc="http://schemas.microsoft.com/office/word/2010/wordprocessingCanvas" xmlns:cx="http://schemas.microsoft.com/office/drawing/2014/chartex" xmlns:cx1="http://schemas.microsoft.com/office/drawing/2015/9/8/chartex" xmlns:cx2="http://schemas.microsoft.com/office/drawing/2015/10/21/chartex" xmlns:cx3="http://schemas.microsoft.com/office/drawing/2016/5/9/chartex" xmlns:cx4="http://schemas.microsoft.com/office/drawing/2016/5/10/chartex" xmlns:cx5="http://schemas.microsoft.com/office/drawing/2016/5/11/chartex" xmlns:cx6="http://schemas.microsoft.com/office/drawing/2016/5/12/chartex" xmlns:cx7="http://schemas.microsoft.com/office/drawing/2016/5/13/chartex" xmlns:cx8="http://schemas.microsoft.com/office/drawing/2016/5/14/chartex" xmlns:mc="http://schemas.openxmlformats.org/markup-compatibility/2006" xmlns:aink="http://schemas.microsoft.com/office/drawing/2016/ink" xmlns:am3d="http://schemas.microsoft.com/office/drawing/2017/model3d" xmlns:o="urn:schemas-microsoft-com:office:office" xmlns:oel="http://schemas.microsoft.com/office/2019/extlst" xmlns:r="http://schemas.openxmlformats.org/officeDocument/2006/relationships" xmlns:m="http://schemas.openxmlformats.org/officeDocument/2006/math" xmlns:v="urn:schemas-microsoft-com:vml" xmlns:wp14="http://schemas.microsoft.com/office/word/2010/wordprocessingDrawing" xmlns:wp="http://schemas.openxmlformats.org/drawingml/2006/wordprocessingDrawing" xmlns:w10="urn:schemas-microsoft-com:office:word" xmlns:w="http://schemas.openxmlformats.org/wordprocessingml/2006/main" xmlns:w14="http://schemas.microsoft.com/office/word/2010/wordml" xmlns:w15="http://schemas.microsoft.com/office/word/2012/wordml" xmlns:w16cex="http://schemas.microsoft.com/office/word/2018/wordml/cex" xmlns:w16cid="http://schemas.microsoft.com/office/word/2016/wordml/cid" xmlns:w16="http://schemas.microsoft.com/office/word/2018/wordml" xmlns:w16du="http://schemas.microsoft.com/office/word/2023/wordml/word16du" xmlns:w16sdtdh="http://schemas.microsoft.com/office/word/2020/wordml/sdtdatahash" xmlns:w16sdtfl="http://schemas.microsoft.com/office/word/2024/wordml/sdtformatlock" xmlns:w16se="http://schemas.microsoft.com/office/word/2015/wordml/symex" xmlns:wpg="http://schemas.microsoft.com/office/word/2010/wordprocessingGroup" xmlns:wpi="http://schemas.microsoft.com/office/word/2010/wordprocessingInk" xmlns:wne="http://schemas.microsoft.com/office/word/2006/wordml" xmlns:wps="http://schemas.microsoft.com/office/word/2010/wordprocessingShape" mc:Ignorable="w14 w15 w16se w16cid w16 w16cex w16sdtdh w16sdtfl w16du wp14">
   <w:p>
     <w:pPr>
       <w:pStyle w:val="Footer"/>
@@ -973,7 +1234,7 @@
 </file>
 
 <file path=word/footnotes.xml><?xml version="1.0" encoding="utf-8"?>
-<w:footnotes xmlns:wpc="http://schemas.microsoft.com/office/word/2010/wordprocessingCanvas" xmlns:cx="http://schemas.microsoft.com/office/drawing/2014/chartex" xmlns:cx1="http://schemas.microsoft.com/office/drawing/2015/9/8/chartex" xmlns:cx2="http://schemas.microsoft.com/office/drawing/2015/10/21/chartex" xmlns:cx3="http://schemas.microsoft.com/office/drawing/2016/5/9/chartex" xmlns:cx4="http://schemas.microsoft.com/office/drawing/2016/5/10/chartex" xmlns:cx5="http://schemas.microsoft.com/office/drawing/2016/5/11/chartex" xmlns:cx6="http://schemas.microsoft.com/office/drawing/2016/5/12/chartex" xmlns:cx7="http://schemas.microsoft.com/office/drawing/2016/5/13/chartex" xmlns:cx8="http://schemas.microsoft.com/office/drawing/2016/5/14/chartex" xmlns:mc="http://schemas.openxmlformats.org/markup-compatibility/2006" xmlns:aink="http://schemas.microsoft.com/office/drawing/2016/ink" xmlns:am3d="http://schemas.microsoft.com/office/drawing/2017/model3d" xmlns:o="urn:schemas-microsoft-com:office:office" xmlns:oel="http://schemas.microsoft.com/office/2019/extlst" xmlns:r="http://schemas.openxmlformats.org/officeDocument/2006/relationships" xmlns:m="http://schemas.openxmlformats.org/officeDocument/2006/math" xmlns:v="urn:schemas-microsoft-com:vml" xmlns:wp14="http://schemas.microsoft.com/office/word/2010/wordprocessingDrawing" xmlns:wp="http://schemas.openxmlformats.org/drawingml/2006/wordprocessingDrawing" xmlns:w10="urn:schemas-microsoft-com:office:word" xmlns:w="http://schemas.openxmlformats.org/wordprocessingml/2006/main" xmlns:w14="http://schemas.microsoft.com/office/word/2010/wordml" xmlns:w15="http://schemas.microsoft.com/office/word/2012/wordml" xmlns:w16cex="http://schemas.microsoft.com/office/word/2018/wordml/cex" xmlns:w16cid="http://schemas.microsoft.com/office/word/2016/wordml/cid" xmlns:w16="http://schemas.microsoft.com/office/word/2018/wordml" xmlns:w16sdtdh="http://schemas.microsoft.com/office/word/2020/wordml/sdtdatahash" xmlns:w16se="http://schemas.microsoft.com/office/word/2015/wordml/symex" xmlns:wpg="http://schemas.microsoft.com/office/word/2010/wordprocessingGroup" xmlns:wpi="http://schemas.microsoft.com/office/word/2010/wordprocessingInk" xmlns:wne="http://schemas.microsoft.com/office/word/2006/wordml" xmlns:wps="http://schemas.microsoft.com/office/word/2010/wordprocessingShape" mc:Ignorable="w14 w15 w16se w16cid w16 w16cex w16sdtdh wp14">
+<w:footnotes xmlns:wpc="http://schemas.microsoft.com/office/word/2010/wordprocessingCanvas" xmlns:cx="http://schemas.microsoft.com/office/drawing/2014/chartex" xmlns:cx1="http://schemas.microsoft.com/office/drawing/2015/9/8/chartex" xmlns:cx2="http://schemas.microsoft.com/office/drawing/2015/10/21/chartex" xmlns:cx3="http://schemas.microsoft.com/office/drawing/2016/5/9/chartex" xmlns:cx4="http://schemas.microsoft.com/office/drawing/2016/5/10/chartex" xmlns:cx5="http://schemas.microsoft.com/office/drawing/2016/5/11/chartex" xmlns:cx6="http://schemas.microsoft.com/office/drawing/2016/5/12/chartex" xmlns:cx7="http://schemas.microsoft.com/office/drawing/2016/5/13/chartex" xmlns:cx8="http://schemas.microsoft.com/office/drawing/2016/5/14/chartex" xmlns:mc="http://schemas.openxmlformats.org/markup-compatibility/2006" xmlns:aink="http://schemas.microsoft.com/office/drawing/2016/ink" xmlns:am3d="http://schemas.microsoft.com/office/drawing/2017/model3d" xmlns:o="urn:schemas-microsoft-com:office:office" xmlns:oel="http://schemas.microsoft.com/office/2019/extlst" xmlns:r="http://schemas.openxmlformats.org/officeDocument/2006/relationships" xmlns:m="http://schemas.openxmlformats.org/officeDocument/2006/math" xmlns:v="urn:schemas-microsoft-com:vml" xmlns:wp14="http://schemas.microsoft.com/office/word/2010/wordprocessingDrawing" xmlns:wp="http://schemas.openxmlformats.org/drawingml/2006/wordprocessingDrawing" xmlns:w10="urn:schemas-microsoft-com:office:word" xmlns:w="http://schemas.openxmlformats.org/wordprocessingml/2006/main" xmlns:w14="http://schemas.microsoft.com/office/word/2010/wordml" xmlns:w15="http://schemas.microsoft.com/office/word/2012/wordml" xmlns:w16cex="http://schemas.microsoft.com/office/word/2018/wordml/cex" xmlns:w16cid="http://schemas.microsoft.com/office/word/2016/wordml/cid" xmlns:w16="http://schemas.microsoft.com/office/word/2018/wordml" xmlns:w16du="http://schemas.microsoft.com/office/word/2023/wordml/word16du" xmlns:w16sdtdh="http://schemas.microsoft.com/office/word/2020/wordml/sdtdatahash" xmlns:w16sdtfl="http://schemas.microsoft.com/office/word/2024/wordml/sdtformatlock" xmlns:w16se="http://schemas.microsoft.com/office/word/2015/wordml/symex" xmlns:wpg="http://schemas.microsoft.com/office/word/2010/wordprocessingGroup" xmlns:wpi="http://schemas.microsoft.com/office/word/2010/wordprocessingInk" xmlns:wne="http://schemas.microsoft.com/office/word/2006/wordml" xmlns:wps="http://schemas.microsoft.com/office/word/2010/wordprocessingShape" mc:Ignorable="w14 w15 w16se w16cid w16 w16cex w16sdtdh w16sdtfl w16du wp14">
   <w:footnote w:type="separator" w:id="-1">
     <w:p>
       <w:pPr>
@@ -998,7 +1259,7 @@
 </file>
 
 <file path=word/header1.xml><?xml version="1.0" encoding="utf-8"?>
-<w:hdr xmlns:wpc="http://schemas.microsoft.com/office/word/2010/wordprocessingCanvas" xmlns:cx="http://schemas.microsoft.com/office/drawing/2014/chartex" xmlns:cx1="http://schemas.microsoft.com/office/drawing/2015/9/8/chartex" xmlns:cx2="http://schemas.microsoft.com/office/drawing/2015/10/21/chartex" xmlns:cx3="http://schemas.microsoft.com/office/drawing/2016/5/9/chartex" xmlns:cx4="http://schemas.microsoft.com/office/drawing/2016/5/10/chartex" xmlns:cx5="http://schemas.microsoft.com/office/drawing/2016/5/11/chartex" xmlns:cx6="http://schemas.microsoft.com/office/drawing/2016/5/12/chartex" xmlns:cx7="http://schemas.microsoft.com/office/drawing/2016/5/13/chartex" xmlns:cx8="http://schemas.microsoft.com/office/drawing/2016/5/14/chartex" xmlns:mc="http://schemas.openxmlformats.org/markup-compatibility/2006" xmlns:aink="http://schemas.microsoft.com/office/drawing/2016/ink" xmlns:am3d="http://schemas.microsoft.com/office/drawing/2017/model3d" xmlns:o="urn:schemas-microsoft-com:office:office" xmlns:oel="http://schemas.microsoft.com/office/2019/extlst" xmlns:r="http://schemas.openxmlformats.org/officeDocument/2006/relationships" xmlns:m="http://schemas.openxmlformats.org/officeDocument/2006/math" xmlns:v="urn:schemas-microsoft-com:vml" xmlns:wp14="http://schemas.microsoft.com/office/word/2010/wordprocessingDrawing" xmlns:wp="http://schemas.openxmlformats.org/drawingml/2006/wordprocessingDrawing" xmlns:w10="urn:schemas-microsoft-com:office:word" xmlns:w="http://schemas.openxmlformats.org/wordprocessingml/2006/main" xmlns:w14="http://schemas.microsoft.com/office/word/2010/wordml" xmlns:w15="http://schemas.microsoft.com/office/word/2012/wordml" xmlns:w16cex="http://schemas.microsoft.com/office/word/2018/wordml/cex" xmlns:w16cid="http://schemas.microsoft.com/office/word/2016/wordml/cid" xmlns:w16="http://schemas.microsoft.com/office/word/2018/wordml" xmlns:w16sdtdh="http://schemas.microsoft.com/office/word/2020/wordml/sdtdatahash" xmlns:w16se="http://schemas.microsoft.com/office/word/2015/wordml/symex" xmlns:wpg="http://schemas.microsoft.com/office/word/2010/wordprocessingGroup" xmlns:wpi="http://schemas.microsoft.com/office/word/2010/wordprocessingInk" xmlns:wne="http://schemas.microsoft.com/office/word/2006/wordml" xmlns:wps="http://schemas.microsoft.com/office/word/2010/wordprocessingShape" mc:Ignorable="w14 w15 w16se w16cid w16 w16cex w16sdtdh wp14">
+<w:hdr xmlns:wpc="http://schemas.microsoft.com/office/word/2010/wordprocessingCanvas" xmlns:cx="http://schemas.microsoft.com/office/drawing/2014/chartex" xmlns:cx1="http://schemas.microsoft.com/office/drawing/2015/9/8/chartex" xmlns:cx2="http://schemas.microsoft.com/office/drawing/2015/10/21/chartex" xmlns:cx3="http://schemas.microsoft.com/office/drawing/2016/5/9/chartex" xmlns:cx4="http://schemas.microsoft.com/office/drawing/2016/5/10/chartex" xmlns:cx5="http://schemas.microsoft.com/office/drawing/2016/5/11/chartex" xmlns:cx6="http://schemas.microsoft.com/office/drawing/2016/5/12/chartex" xmlns:cx7="http://schemas.microsoft.com/office/drawing/2016/5/13/chartex" xmlns:cx8="http://schemas.microsoft.com/office/drawing/2016/5/14/chartex" xmlns:mc="http://schemas.openxmlformats.org/markup-compatibility/2006" xmlns:aink="http://schemas.microsoft.com/office/drawing/2016/ink" xmlns:am3d="http://schemas.microsoft.com/office/drawing/2017/model3d" xmlns:o="urn:schemas-microsoft-com:office:office" xmlns:oel="http://schemas.microsoft.com/office/2019/extlst" xmlns:r="http://schemas.openxmlformats.org/officeDocument/2006/relationships" xmlns:m="http://schemas.openxmlformats.org/officeDocument/2006/math" xmlns:v="urn:schemas-microsoft-com:vml" xmlns:wp14="http://schemas.microsoft.com/office/word/2010/wordprocessingDrawing" xmlns:wp="http://schemas.openxmlformats.org/drawingml/2006/wordprocessingDrawing" xmlns:w10="urn:schemas-microsoft-com:office:word" xmlns:w="http://schemas.openxmlformats.org/wordprocessingml/2006/main" xmlns:w14="http://schemas.microsoft.com/office/word/2010/wordml" xmlns:w15="http://schemas.microsoft.com/office/word/2012/wordml" xmlns:w16cex="http://schemas.microsoft.com/office/word/2018/wordml/cex" xmlns:w16cid="http://schemas.microsoft.com/office/word/2016/wordml/cid" xmlns:w16="http://schemas.microsoft.com/office/word/2018/wordml" xmlns:w16du="http://schemas.microsoft.com/office/word/2023/wordml/word16du" xmlns:w16sdtdh="http://schemas.microsoft.com/office/word/2020/wordml/sdtdatahash" xmlns:w16sdtfl="http://schemas.microsoft.com/office/word/2024/wordml/sdtformatlock" xmlns:w16se="http://schemas.microsoft.com/office/word/2015/wordml/symex" xmlns:wpg="http://schemas.microsoft.com/office/word/2010/wordprocessingGroup" xmlns:wpi="http://schemas.microsoft.com/office/word/2010/wordprocessingInk" xmlns:wne="http://schemas.microsoft.com/office/word/2006/wordml" xmlns:wps="http://schemas.microsoft.com/office/word/2010/wordprocessingShape" mc:Ignorable="w14 w15 w16se w16cid w16 w16cex w16sdtdh w16sdtfl w16du wp14">
   <w:p>
     <w:pPr>
       <w:pStyle w:val="Header"/>
@@ -1008,7 +1269,7 @@
 </file>
 
 <file path=word/header2.xml><?xml version="1.0" encoding="utf-8"?>
-<w:hdr xmlns:wpc="http://schemas.microsoft.com/office/word/2010/wordprocessingCanvas" xmlns:cx="http://schemas.microsoft.com/office/drawing/2014/chartex" xmlns:cx1="http://schemas.microsoft.com/office/drawing/2015/9/8/chartex" xmlns:cx2="http://schemas.microsoft.com/office/drawing/2015/10/21/chartex" xmlns:cx3="http://schemas.microsoft.com/office/drawing/2016/5/9/chartex" xmlns:cx4="http://schemas.microsoft.com/office/drawing/2016/5/10/chartex" xmlns:cx5="http://schemas.microsoft.com/office/drawing/2016/5/11/chartex" xmlns:cx6="http://schemas.microsoft.com/office/drawing/2016/5/12/chartex" xmlns:cx7="http://schemas.microsoft.com/office/drawing/2016/5/13/chartex" xmlns:cx8="http://schemas.microsoft.com/office/drawing/2016/5/14/chartex" xmlns:mc="http://schemas.openxmlformats.org/markup-compatibility/2006" xmlns:aink="http://schemas.microsoft.com/office/drawing/2016/ink" xmlns:am3d="http://schemas.microsoft.com/office/drawing/2017/model3d" xmlns:o="urn:schemas-microsoft-com:office:office" xmlns:oel="http://schemas.microsoft.com/office/2019/extlst" xmlns:r="http://schemas.openxmlformats.org/officeDocument/2006/relationships" xmlns:m="http://schemas.openxmlformats.org/officeDocument/2006/math" xmlns:v="urn:schemas-microsoft-com:vml" xmlns:wp14="http://schemas.microsoft.com/office/word/2010/wordprocessingDrawing" xmlns:wp="http://schemas.openxmlformats.org/drawingml/2006/wordprocessingDrawing" xmlns:w10="urn:schemas-microsoft-com:office:word" xmlns:w="http://schemas.openxmlformats.org/wordprocessingml/2006/main" xmlns:w14="http://schemas.microsoft.com/office/word/2010/wordml" xmlns:w15="http://schemas.microsoft.com/office/word/2012/wordml" xmlns:w16cex="http://schemas.microsoft.com/office/word/2018/wordml/cex" xmlns:w16cid="http://schemas.microsoft.com/office/word/2016/wordml/cid" xmlns:w16="http://schemas.microsoft.com/office/word/2018/wordml" xmlns:w16sdtdh="http://schemas.microsoft.com/office/word/2020/wordml/sdtdatahash" xmlns:w16se="http://schemas.microsoft.com/office/word/2015/wordml/symex" xmlns:wpg="http://schemas.microsoft.com/office/word/2010/wordprocessingGroup" xmlns:wpi="http://schemas.microsoft.com/office/word/2010/wordprocessingInk" xmlns:wne="http://schemas.microsoft.com/office/word/2006/wordml" xmlns:wps="http://schemas.microsoft.com/office/word/2010/wordprocessingShape" mc:Ignorable="w14 w15 w16se w16cid w16 w16cex w16sdtdh wp14">
+<w:hdr xmlns:wpc="http://schemas.microsoft.com/office/word/2010/wordprocessingCanvas" xmlns:cx="http://schemas.microsoft.com/office/drawing/2014/chartex" xmlns:cx1="http://schemas.microsoft.com/office/drawing/2015/9/8/chartex" xmlns:cx2="http://schemas.microsoft.com/office/drawing/2015/10/21/chartex" xmlns:cx3="http://schemas.microsoft.com/office/drawing/2016/5/9/chartex" xmlns:cx4="http://schemas.microsoft.com/office/drawing/2016/5/10/chartex" xmlns:cx5="http://schemas.microsoft.com/office/drawing/2016/5/11/chartex" xmlns:cx6="http://schemas.microsoft.com/office/drawing/2016/5/12/chartex" xmlns:cx7="http://schemas.microsoft.com/office/drawing/2016/5/13/chartex" xmlns:cx8="http://schemas.microsoft.com/office/drawing/2016/5/14/chartex" xmlns:mc="http://schemas.openxmlformats.org/markup-compatibility/2006" xmlns:aink="http://schemas.microsoft.com/office/drawing/2016/ink" xmlns:am3d="http://schemas.microsoft.com/office/drawing/2017/model3d" xmlns:o="urn:schemas-microsoft-com:office:office" xmlns:oel="http://schemas.microsoft.com/office/2019/extlst" xmlns:r="http://schemas.openxmlformats.org/officeDocument/2006/relationships" xmlns:m="http://schemas.openxmlformats.org/officeDocument/2006/math" xmlns:v="urn:schemas-microsoft-com:vml" xmlns:wp14="http://schemas.microsoft.com/office/word/2010/wordprocessingDrawing" xmlns:wp="http://schemas.openxmlformats.org/drawingml/2006/wordprocessingDrawing" xmlns:w10="urn:schemas-microsoft-com:office:word" xmlns:w="http://schemas.openxmlformats.org/wordprocessingml/2006/main" xmlns:w14="http://schemas.microsoft.com/office/word/2010/wordml" xmlns:w15="http://schemas.microsoft.com/office/word/2012/wordml" xmlns:w16cex="http://schemas.microsoft.com/office/word/2018/wordml/cex" xmlns:w16cid="http://schemas.microsoft.com/office/word/2016/wordml/cid" xmlns:w16="http://schemas.microsoft.com/office/word/2018/wordml" xmlns:w16du="http://schemas.microsoft.com/office/word/2023/wordml/word16du" xmlns:w16sdtdh="http://schemas.microsoft.com/office/word/2020/wordml/sdtdatahash" xmlns:w16sdtfl="http://schemas.microsoft.com/office/word/2024/wordml/sdtformatlock" xmlns:w16se="http://schemas.microsoft.com/office/word/2015/wordml/symex" xmlns:wpg="http://schemas.microsoft.com/office/word/2010/wordprocessingGroup" xmlns:wpi="http://schemas.microsoft.com/office/word/2010/wordprocessingInk" xmlns:wne="http://schemas.microsoft.com/office/word/2006/wordml" xmlns:wps="http://schemas.microsoft.com/office/word/2010/wordprocessingShape" mc:Ignorable="w14 w15 w16se w16cid w16 w16cex w16sdtdh w16sdtfl w16du wp14">
   <w:p>
     <w:pPr>
       <w:pStyle w:val="Header"/>
@@ -1019,7 +1280,7 @@
 </file>
 
 <file path=word/header3.xml><?xml version="1.0" encoding="utf-8"?>
-<w:hdr xmlns:wpc="http://schemas.microsoft.com/office/word/2010/wordprocessingCanvas" xmlns:cx="http://schemas.microsoft.com/office/drawing/2014/chartex" xmlns:cx1="http://schemas.microsoft.com/office/drawing/2015/9/8/chartex" xmlns:cx2="http://schemas.microsoft.com/office/drawing/2015/10/21/chartex" xmlns:cx3="http://schemas.microsoft.com/office/drawing/2016/5/9/chartex" xmlns:cx4="http://schemas.microsoft.com/office/drawing/2016/5/10/chartex" xmlns:cx5="http://schemas.microsoft.com/office/drawing/2016/5/11/chartex" xmlns:cx6="http://schemas.microsoft.com/office/drawing/2016/5/12/chartex" xmlns:cx7="http://schemas.microsoft.com/office/drawing/2016/5/13/chartex" xmlns:cx8="http://schemas.microsoft.com/office/drawing/2016/5/14/chartex" xmlns:mc="http://schemas.openxmlformats.org/markup-compatibility/2006" xmlns:aink="http://schemas.microsoft.com/office/drawing/2016/ink" xmlns:am3d="http://schemas.microsoft.com/office/drawing/2017/model3d" xmlns:o="urn:schemas-microsoft-com:office:office" xmlns:oel="http://schemas.microsoft.com/office/2019/extlst" xmlns:r="http://schemas.openxmlformats.org/officeDocument/2006/relationships" xmlns:m="http://schemas.openxmlformats.org/officeDocument/2006/math" xmlns:v="urn:schemas-microsoft-com:vml" xmlns:wp14="http://schemas.microsoft.com/office/word/2010/wordprocessingDrawing" xmlns:wp="http://schemas.openxmlformats.org/drawingml/2006/wordprocessingDrawing" xmlns:w10="urn:schemas-microsoft-com:office:word" xmlns:w="http://schemas.openxmlformats.org/wordprocessingml/2006/main" xmlns:w14="http://schemas.microsoft.com/office/word/2010/wordml" xmlns:w15="http://schemas.microsoft.com/office/word/2012/wordml" xmlns:w16cex="http://schemas.microsoft.com/office/word/2018/wordml/cex" xmlns:w16cid="http://schemas.microsoft.com/office/word/2016/wordml/cid" xmlns:w16="http://schemas.microsoft.com/office/word/2018/wordml" xmlns:w16sdtdh="http://schemas.microsoft.com/office/word/2020/wordml/sdtdatahash" xmlns:w16se="http://schemas.microsoft.com/office/word/2015/wordml/symex" xmlns:wpg="http://schemas.microsoft.com/office/word/2010/wordprocessingGroup" xmlns:wpi="http://schemas.microsoft.com/office/word/2010/wordprocessingInk" xmlns:wne="http://schemas.microsoft.com/office/word/2006/wordml" xmlns:wps="http://schemas.microsoft.com/office/word/2010/wordprocessingShape" mc:Ignorable="w14 w15 w16se w16cid w16 w16cex w16sdtdh wp14">
+<w:hdr xmlns:wpc="http://schemas.microsoft.com/office/word/2010/wordprocessingCanvas" xmlns:cx="http://schemas.microsoft.com/office/drawing/2014/chartex" xmlns:cx1="http://schemas.microsoft.com/office/drawing/2015/9/8/chartex" xmlns:cx2="http://schemas.microsoft.com/office/drawing/2015/10/21/chartex" xmlns:cx3="http://schemas.microsoft.com/office/drawing/2016/5/9/chartex" xmlns:cx4="http://schemas.microsoft.com/office/drawing/2016/5/10/chartex" xmlns:cx5="http://schemas.microsoft.com/office/drawing/2016/5/11/chartex" xmlns:cx6="http://schemas.microsoft.com/office/drawing/2016/5/12/chartex" xmlns:cx7="http://schemas.microsoft.com/office/drawing/2016/5/13/chartex" xmlns:cx8="http://schemas.microsoft.com/office/drawing/2016/5/14/chartex" xmlns:mc="http://schemas.openxmlformats.org/markup-compatibility/2006" xmlns:aink="http://schemas.microsoft.com/office/drawing/2016/ink" xmlns:am3d="http://schemas.microsoft.com/office/drawing/2017/model3d" xmlns:o="urn:schemas-microsoft-com:office:office" xmlns:oel="http://schemas.microsoft.com/office/2019/extlst" xmlns:r="http://schemas.openxmlformats.org/officeDocument/2006/relationships" xmlns:m="http://schemas.openxmlformats.org/officeDocument/2006/math" xmlns:v="urn:schemas-microsoft-com:vml" xmlns:wp14="http://schemas.microsoft.com/office/word/2010/wordprocessingDrawing" xmlns:wp="http://schemas.openxmlformats.org/drawingml/2006/wordprocessingDrawing" xmlns:w10="urn:schemas-microsoft-com:office:word" xmlns:w="http://schemas.openxmlformats.org/wordprocessingml/2006/main" xmlns:w14="http://schemas.microsoft.com/office/word/2010/wordml" xmlns:w15="http://schemas.microsoft.com/office/word/2012/wordml" xmlns:w16cex="http://schemas.microsoft.com/office/word/2018/wordml/cex" xmlns:w16cid="http://schemas.microsoft.com/office/word/2016/wordml/cid" xmlns:w16="http://schemas.microsoft.com/office/word/2018/wordml" xmlns:w16du="http://schemas.microsoft.com/office/word/2023/wordml/word16du" xmlns:w16sdtdh="http://schemas.microsoft.com/office/word/2020/wordml/sdtdatahash" xmlns:w16sdtfl="http://schemas.microsoft.com/office/word/2024/wordml/sdtformatlock" xmlns:w16se="http://schemas.microsoft.com/office/word/2015/wordml/symex" xmlns:wpg="http://schemas.microsoft.com/office/word/2010/wordprocessingGroup" xmlns:wpi="http://schemas.microsoft.com/office/word/2010/wordprocessingInk" xmlns:wne="http://schemas.microsoft.com/office/word/2006/wordml" xmlns:wps="http://schemas.microsoft.com/office/word/2010/wordprocessingShape" mc:Ignorable="w14 w15 w16se w16cid w16 w16cex w16sdtdh w16sdtfl w16du wp14">
   <w:p>
     <w:pPr>
       <w:pStyle w:val="Header"/>
@@ -1028,7 +1289,7 @@
     <w:r>
       <w:tab/>
       <w:tab/>
-      <w:t>2026-06-17</w:t>
+      <w:t>2026-06-18</w:t>
       <w:br/>
       <w:br/>
     </w:r>
@@ -1045,7 +1306,7 @@
 </file>
 
 <file path=word/numbering.xml><?xml version="1.0" encoding="utf-8"?>
-<w:numbering xmlns:wpc="http://schemas.microsoft.com/office/word/2010/wordprocessingCanvas" xmlns:cx="http://schemas.microsoft.com/office/drawing/2014/chartex" xmlns:cx1="http://schemas.microsoft.com/office/drawing/2015/9/8/chartex" xmlns:cx2="http://schemas.microsoft.com/office/drawing/2015/10/21/chartex" xmlns:cx3="http://schemas.microsoft.com/office/drawing/2016/5/9/chartex" xmlns:cx4="http://schemas.microsoft.com/office/drawing/2016/5/10/chartex" xmlns:cx5="http://schemas.microsoft.com/office/drawing/2016/5/11/chartex" xmlns:cx6="http://schemas.microsoft.com/office/drawing/2016/5/12/chartex" xmlns:cx7="http://schemas.microsoft.com/office/drawing/2016/5/13/chartex" xmlns:cx8="http://schemas.microsoft.com/office/drawing/2016/5/14/chartex" xmlns:mc="http://schemas.openxmlformats.org/markup-compatibility/2006" xmlns:aink="http://schemas.microsoft.com/office/drawing/2016/ink" xmlns:am3d="http://schemas.microsoft.com/office/drawing/2017/model3d" xmlns:o="urn:schemas-microsoft-com:office:office" xmlns:oel="http://schemas.microsoft.com/office/2019/extlst" xmlns:r="http://schemas.openxmlformats.org/officeDocument/2006/relationships" xmlns:m="http://schemas.openxmlformats.org/officeDocument/2006/math" xmlns:v="urn:schemas-microsoft-com:vml" xmlns:wp14="http://schemas.microsoft.com/office/word/2010/wordprocessingDrawing" xmlns:wp="http://schemas.openxmlformats.org/drawingml/2006/wordprocessingDrawing" xmlns:w10="urn:schemas-microsoft-com:office:word" xmlns:w="http://schemas.openxmlformats.org/wordprocessingml/2006/main" xmlns:w14="http://schemas.microsoft.com/office/word/2010/wordml" xmlns:w15="http://schemas.microsoft.com/office/word/2012/wordml" xmlns:w16cex="http://schemas.microsoft.com/office/word/2018/wordml/cex" xmlns:w16cid="http://schemas.microsoft.com/office/word/2016/wordml/cid" xmlns:w16="http://schemas.microsoft.com/office/word/2018/wordml" xmlns:w16sdtdh="http://schemas.microsoft.com/office/word/2020/wordml/sdtdatahash" xmlns:w16se="http://schemas.microsoft.com/office/word/2015/wordml/symex" xmlns:wpg="http://schemas.microsoft.com/office/word/2010/wordprocessingGroup" xmlns:wpi="http://schemas.microsoft.com/office/word/2010/wordprocessingInk" xmlns:wne="http://schemas.microsoft.com/office/word/2006/wordml" xmlns:wps="http://schemas.microsoft.com/office/word/2010/wordprocessingShape" mc:Ignorable="w14 w15 w16se w16cid w16 w16cex w16sdtdh wp14">
+<w:numbering xmlns:wpc="http://schemas.microsoft.com/office/word/2010/wordprocessingCanvas" xmlns:cx="http://schemas.microsoft.com/office/drawing/2014/chartex" xmlns:cx1="http://schemas.microsoft.com/office/drawing/2015/9/8/chartex" xmlns:cx2="http://schemas.microsoft.com/office/drawing/2015/10/21/chartex" xmlns:cx3="http://schemas.microsoft.com/office/drawing/2016/5/9/chartex" xmlns:cx4="http://schemas.microsoft.com/office/drawing/2016/5/10/chartex" xmlns:cx5="http://schemas.microsoft.com/office/drawing/2016/5/11/chartex" xmlns:cx6="http://schemas.microsoft.com/office/drawing/2016/5/12/chartex" xmlns:cx7="http://schemas.microsoft.com/office/drawing/2016/5/13/chartex" xmlns:cx8="http://schemas.microsoft.com/office/drawing/2016/5/14/chartex" xmlns:mc="http://schemas.openxmlformats.org/markup-compatibility/2006" xmlns:aink="http://schemas.microsoft.com/office/drawing/2016/ink" xmlns:am3d="http://schemas.microsoft.com/office/drawing/2017/model3d" xmlns:o="urn:schemas-microsoft-com:office:office" xmlns:oel="http://schemas.microsoft.com/office/2019/extlst" xmlns:r="http://schemas.openxmlformats.org/officeDocument/2006/relationships" xmlns:m="http://schemas.openxmlformats.org/officeDocument/2006/math" xmlns:v="urn:schemas-microsoft-com:vml" xmlns:wp14="http://schemas.microsoft.com/office/word/2010/wordprocessingDrawing" xmlns:wp="http://schemas.openxmlformats.org/drawingml/2006/wordprocessingDrawing" xmlns:w10="urn:schemas-microsoft-com:office:word" xmlns:w="http://schemas.openxmlformats.org/wordprocessingml/2006/main" xmlns:w14="http://schemas.microsoft.com/office/word/2010/wordml" xmlns:w15="http://schemas.microsoft.com/office/word/2012/wordml" xmlns:w16cex="http://schemas.microsoft.com/office/word/2018/wordml/cex" xmlns:w16cid="http://schemas.microsoft.com/office/word/2016/wordml/cid" xmlns:w16="http://schemas.microsoft.com/office/word/2018/wordml" xmlns:w16du="http://schemas.microsoft.com/office/word/2023/wordml/word16du" xmlns:w16sdtdh="http://schemas.microsoft.com/office/word/2020/wordml/sdtdatahash" xmlns:w16sdtfl="http://schemas.microsoft.com/office/word/2024/wordml/sdtformatlock" xmlns:w16se="http://schemas.microsoft.com/office/word/2015/wordml/symex" xmlns:wpg="http://schemas.microsoft.com/office/word/2010/wordprocessingGroup" xmlns:wpi="http://schemas.microsoft.com/office/word/2010/wordprocessingInk" xmlns:wne="http://schemas.microsoft.com/office/word/2006/wordml" xmlns:wps="http://schemas.microsoft.com/office/word/2010/wordprocessingShape" mc:Ignorable="w14 w15 w16se w16cid w16 w16cex w16sdtdh w16sdtfl w16du wp14">
   <w:abstractNum w:abstractNumId="0" w15:restartNumberingAfterBreak="0">
     <w:nsid w:val="FFFFFF7C"/>
     <w:multiLevelType w:val="singleLevel"/>
@@ -1248,7 +1509,7 @@
 </file>
 
 <file path=word/styles.xml><?xml version="1.0" encoding="utf-8"?>
-<w:styles xmlns:mc="http://schemas.openxmlformats.org/markup-compatibility/2006" xmlns:r="http://schemas.openxmlformats.org/officeDocument/2006/relationships" xmlns:w="http://schemas.openxmlformats.org/wordprocessingml/2006/main" xmlns:w14="http://schemas.microsoft.com/office/word/2010/wordml" xmlns:w15="http://schemas.microsoft.com/office/word/2012/wordml" xmlns:w16cex="http://schemas.microsoft.com/office/word/2018/wordml/cex" xmlns:w16cid="http://schemas.microsoft.com/office/word/2016/wordml/cid" xmlns:w16="http://schemas.microsoft.com/office/word/2018/wordml" xmlns:w16sdtdh="http://schemas.microsoft.com/office/word/2020/wordml/sdtdatahash" xmlns:w16se="http://schemas.microsoft.com/office/word/2015/wordml/symex" mc:Ignorable="w14 w15 w16se w16cid w16 w16cex w16sdtdh">
+<w:styles xmlns:mc="http://schemas.openxmlformats.org/markup-compatibility/2006" xmlns:r="http://schemas.openxmlformats.org/officeDocument/2006/relationships" xmlns:w="http://schemas.openxmlformats.org/wordprocessingml/2006/main" xmlns:w14="http://schemas.microsoft.com/office/word/2010/wordml" xmlns:w15="http://schemas.microsoft.com/office/word/2012/wordml" xmlns:w16cex="http://schemas.microsoft.com/office/word/2018/wordml/cex" xmlns:w16cid="http://schemas.microsoft.com/office/word/2016/wordml/cid" xmlns:w16="http://schemas.microsoft.com/office/word/2018/wordml" xmlns:w16du="http://schemas.microsoft.com/office/word/2023/wordml/word16du" xmlns:w16sdtdh="http://schemas.microsoft.com/office/word/2020/wordml/sdtdatahash" xmlns:w16sdtfl="http://schemas.microsoft.com/office/word/2024/wordml/sdtformatlock" xmlns:w16se="http://schemas.microsoft.com/office/word/2015/wordml/symex" mc:Ignorable="w14 w15 w16se w16cid w16 w16cex w16sdtdh w16sdtfl w16du">
   <w:docDefaults>
     <w:rPrDefault>
       <w:rPr>
@@ -2006,7 +2267,7 @@
     <w:link w:val="TitleChar"/>
     <w:uiPriority w:val="10"/>
     <w:qFormat/>
-    <w:rsid w:val="007106C8"/>
+    <w:rsid w:val="00E854FA"/>
     <w:pPr>
       <w:spacing w:after="300" w:line="240" w:lineRule="auto"/>
       <w:contextualSpacing/>
@@ -2016,7 +2277,7 @@
       <w:rFonts w:eastAsiaTheme="majorEastAsia" w:cstheme="majorBidi"/>
       <w:spacing w:val="5"/>
       <w:kern w:val="28"/>
-      <w:sz w:val="52"/>
+      <w:sz w:val="40"/>
       <w:szCs w:val="52"/>
       <w:lang w:val="sv-SE" w:eastAsia="en-US" w:bidi="ar-SA"/>
     </w:rPr>
@@ -2026,12 +2287,12 @@
     <w:basedOn w:val="DefaultParagraphFont"/>
     <w:link w:val="Title"/>
     <w:uiPriority w:val="10"/>
-    <w:rsid w:val="007106C8"/>
+    <w:rsid w:val="00E854FA"/>
     <w:rPr>
       <w:rFonts w:ascii="Times New Roman" w:eastAsiaTheme="majorEastAsia" w:hAnsi="Times New Roman" w:cstheme="majorBidi"/>
       <w:spacing w:val="5"/>
       <w:kern w:val="28"/>
-      <w:sz w:val="52"/>
+      <w:sz w:val="40"/>
       <w:szCs w:val="52"/>
       <w:lang w:val="sv-SE" w:eastAsia="en-US" w:bidi="ar-SA"/>
     </w:rPr>

--- a/klagomål/A 25888-2026 FSC-klagomål.docx
+++ b/klagomål/A 25888-2026 FSC-klagomål.docx
@@ -1289,7 +1289,7 @@
     <w:r>
       <w:tab/>
       <w:tab/>
-      <w:t>2026-06-18</w:t>
+      <w:t>2026-06-19</w:t>
       <w:br/>
       <w:br/>
     </w:r>

--- a/klagomål/A 25888-2026 FSC-klagomål.docx
+++ b/klagomål/A 25888-2026 FSC-klagomål.docx
@@ -1289,7 +1289,7 @@
     <w:r>
       <w:tab/>
       <w:tab/>
-      <w:t>2026-06-19</w:t>
+      <w:t>2026-06-20</w:t>
       <w:br/>
       <w:br/>
     </w:r>

--- a/klagomål/A 25888-2026 FSC-klagomål.docx
+++ b/klagomål/A 25888-2026 FSC-klagomål.docx
@@ -168,38 +168,7 @@
     </w:p>
     <w:p>
       <w:r>
-        <w:t>Detta dokument behandlar höga naturvärden i avverkningsanmälan A 25888-2026 i Österåkers kommun som inkom 2026-06-05 och omfattar 3,0 ha.</w:t>
-      </w:r>
-    </w:p>
-    <w:p>
-      <w:r>
-        <w:t>Nedan presenteras fynd av naturvårdsarter och fridlysta arter som gjorts i det avverkningsanmälda området, samt relevanta utdrag ur standarderna för FSC, Chain of Custody, Controlled Wood och PEFC. I BILAGA 1 finns artfakta om fridlysta arter.</w:t>
-      </w:r>
-    </w:p>
-    <w:p>
-      <w:r>
-        <w:t>Vi förväntar oss att ni återkommer med ett skriftligt svar på vårt klagomål och även beskriver vilka korrigerande åtgärder ni satt in för att rätta till identifierade brister i er efterlevnad av den svenska FSC standarden.</w:t>
-      </w:r>
-    </w:p>
-    <w:p>
-      <w:pPr>
-        <w:pStyle w:val="Heading1"/>
-      </w:pPr>
-      <w:r>
-        <w:t>Naturvårdsarter</w:t>
-      </w:r>
-    </w:p>
-    <w:p>
-      <w:r>
-        <w:t>I och inom 19 meter från avverkningsanmälan har följande 10 naturvårdsarter hittats: knärot (VU, T, §8), mindre hackspett (NT, T, §4), ullticka (NT, T), vedskivlav (NT, T), björksplintborre (S), jättesvampmal (S), stubbspretmossa (S, T), vedticka (S, T), kungsfågel (§4) och revlummer (§9). Av dessa är 4 rödlistade. För rödlistade arter har rödlistekategorin angivits inom parentes. Arter som är signalarter enligt Skogsstyrelsen har markerats med (S). Typiska arter inom Natura 2000 som är kopplade till skogsekosystem har markerats med (T). För fridlysta arter anges även paragrafen i Artskyddsförordningen som arten är fridlyst enligt.</w:t>
-      </w:r>
-    </w:p>
-    <w:p>
-      <w:r>
-        <w:t>De påträffade naturvårdsarterna är ett tydligt kvitto på att det rör sig om en skog med höga naturvärden.</w:t>
-      </w:r>
-      <w:r>
-        <w:t xml:space="preserve"> I Figur 1 visas fyndplatser för naturvårdsarter i området, som finns registrerade på Artportalen.</w:t>
+        <w:t>Detta klagomål behandlar höga naturvärden i avverkningsanmälan A 25888-2026 i Österåkers kommun som inkom 2026-06-05 och omfattar 3,0 ha.</w:t>
       </w:r>
     </w:p>
     <w:p>
@@ -247,34 +216,35 @@
         <w:spacing w:after="240"/>
       </w:pPr>
       <w:r>
-        <w:t>Figur 1. Fyndplatser för naturvårdsarter i och inom 19 meter från avverkningsanmälan (röd linje). Markörer utan svart kant är placerade på fyndplatsen. Markörer med svart kant är placerade vid sidan av fyndplatsen och har ett svart streck som visar fyndplatsens exakta position. Kartans mittpunktskoordinat är N 6604259, E 692784 i SWEREF 99 TM.</w:t>
+        <w:t>Figur 1. Fyndplatser för naturvårdsarter i och inom 19 meter från avverkningsanmälan. Markörer utan svart kant är placerade på fyndplatsen. Markörer med svart kant är placerade vid sidan av fyndplatsen har ett svart streck som visar fyndplatsens exakta position. Kartans mittpunktskoordinat är N 6604259, E 692784 i SWEREF 99 TM.</w:t>
+      </w:r>
+    </w:p>
+    <w:p>
+      <w:r>
+        <w:t>I och inom 19 meter från avverkningsanmälan finns fynd av 10 naturvårdsarter, varav 4 är rödlistade, 4 är fridlysta, 6 är typiska (T) och 4 är signalarter (S): knärot (VU, T, §8), mindre hackspett (NT, T, §4), ullticka (NT, T), vedskivlav (NT, T), björksplintborre (S), jättesvampmal (S), stubbspretmossa (S, T), vedticka (S, T), kungsfågel (§4) och revlummer (§9). Se Figur 1.</w:t>
+      </w:r>
+    </w:p>
+    <w:p>
+      <w:r>
+        <w:t>Nedan presenteras relevanta utdrag ur standarderna för FSC, Chain of Custody, Controlled Wood och PEFC.</w:t>
+      </w:r>
+    </w:p>
+    <w:p>
+      <w:r>
+        <w:t>Vi förväntar oss att ni återkommer med ett skriftligt svar på vårt klagomål och även beskriver vilka korrigerande åtgärder ni satt in för att rätta till identifierade brister i er efterlevnad av den svenska FSC standarden.</w:t>
       </w:r>
     </w:p>
     <w:p>
       <w:pPr>
-        <w:pStyle w:val="Heading2"/>
+        <w:pStyle w:val="Heading1"/>
       </w:pPr>
       <w:r>
-        <w:t>Fridlysta arter</w:t>
+        <w:t>Naturvårdsarter och fridlysta arter</w:t>
       </w:r>
     </w:p>
     <w:p>
       <w:r>
-        <w:t>Följande fridlysta arter har sina livsmiljöer och växtplatser i den avverkningsanmälda skogen: knärot (VU, T, §8), mindre hackspett (NT, T, §4), kungsfågel (§4) och revlummer (§9).</w:t>
-      </w:r>
-    </w:p>
-    <w:p>
-      <w:r>
-        <w:t xml:space="preserve">Observera att medlemsländerna är skyldiga att agera i enlighet med EU:s fågeldirektiv där det uttryckligen står att direktivet gäller för fåglar samt för deras ägg, bon och </w:t>
-      </w:r>
-      <w:r>
-        <w:rPr>
-          <w:b/>
-        </w:rPr>
-        <w:t xml:space="preserve">livsmiljöer </w:t>
-      </w:r>
-      <w:r>
-        <w:t>(artikel 1). Vidare att de åtgärder som vidtas inte får leda till en försämring av den nuvarande situationen beträffande bevarandet av de fågelarter som avses i artikel 1 (artikel 13). Fågeldirektivet är styrande för tillsynsansvariga myndigheters ärendehantering, ställningstaganden och beslutsfattande.</w:t>
+        <w:t>Nedan följer beskrivningar av de naturvårdsarter och fridlysta arter som har sina livsmiljöer och växtplatser i den avverkningsanmälda skogen. Se även ytterligare artfakta i BILAGA 1. De påträffade naturvårdsarterna är ett tydligt kvitto på att det rör sig om en skog med höga naturvärden.</w:t>
       </w:r>
     </w:p>
     <w:p>
@@ -399,15 +369,78 @@
     </w:p>
     <w:p>
       <w:r>
-        <w:t>I BILAGA 1 finns mer detaljerad information om ekologi samt krav på livsmiljö hos fridlysta arter.</w:t>
+        <w:rPr>
+          <w:b/>
+        </w:rPr>
+        <w:t>Ullticka (NT)</w:t>
+      </w:r>
+      <w:r>
+        <w:t xml:space="preserve"> är knuten till restbestånd av barrnaturskog och förekommer med ett tydligt optimum i orörda eller måttligt påverkade gamla granskogar där det föreligger viss kontinuitet av grov död ved. Ullticka är en bra signalart inom hela sitt utbredningsområde och i södra Sverige är den sällsynt och en god signalart för skyddsvärda granskogsmiljöer. Den hotas av avverkning och fragmentering av naturskog och äldre granskog med lång trädkontinuitet. På ullticka kan ibland ulltickeporing (VU) påträffas - det är en sällsynt ticka som nyligen delats upp i de tre olika arterna ulltickeporing </w:t>
+      </w:r>
+      <w:r>
+        <w:rPr>
+          <w:i/>
+        </w:rPr>
+        <w:t xml:space="preserve">Skeletocutis brevispora </w:t>
+      </w:r>
+      <w:r>
+        <w:t>(VU)</w:t>
+      </w:r>
+      <w:r>
+        <w:rPr>
+          <w:i/>
+        </w:rPr>
+        <w:t>, Skeletocutis delicata</w:t>
+      </w:r>
+      <w:r>
+        <w:t xml:space="preserve"> (VU)</w:t>
+      </w:r>
+      <w:r>
+        <w:rPr>
+          <w:i/>
+        </w:rPr>
+        <w:t xml:space="preserve"> och Skeletocutis exilis</w:t>
+      </w:r>
+      <w:r>
+        <w:t xml:space="preserve"> (NT). Ullticka är typisk art för </w:t>
+      </w:r>
+      <w:r>
+        <w:rPr>
+          <w:i/>
+        </w:rPr>
+        <w:t xml:space="preserve">9010 Taiga, 9050 Näringsrik granskog </w:t>
+      </w:r>
+      <w:r>
+        <w:t xml:space="preserve">och </w:t>
+      </w:r>
+      <w:r>
+        <w:rPr>
+          <w:i/>
+        </w:rPr>
+        <w:t>9030 Landhöjningsskog</w:t>
+      </w:r>
+      <w:r>
+        <w:t xml:space="preserve"> (SLU Artdatabanken, 2026; Nitare &amp; Skogsstyrelsen, 2019; Miettinen &amp; Niemelä, 2018).</w:t>
       </w:r>
     </w:p>
     <w:p>
-      <w:pPr>
-        <w:pStyle w:val="Heading2"/>
-      </w:pPr>
-      <w:r>
-        <w:t>Övriga naturvårdsarter</w:t>
+      <w:r>
+        <w:rPr>
+          <w:b/>
+        </w:rPr>
+        <w:t>Vedskivlav (NT)</w:t>
+      </w:r>
+      <w:r>
+        <w:t xml:space="preserve"> växer på gammal, torr, exponerad, hård kärnved av framförallt tall i naturskogsartade bestånd. Avverkning av tallskog av naturskogskaraktär med spår av återkommande bränder är ett hot. Mängden lämplig ved att växa på för vedskivlav minskar, dels på grund av naturlig nedbrytning men framförallt på grund av att de förstörs i samband med slutavverkningar, gallringar och markberedning. Tall- och blandbarrskogar av naturskogskaraktär med spår av återkommande bränder bör skyddas. Vedskivlav är typisk art för </w:t>
+      </w:r>
+      <w:r>
+        <w:rPr>
+          <w:i/>
+        </w:rPr>
+        <w:t>9010 Taiga</w:t>
+      </w:r>
+      <w:r>
+        <w:t xml:space="preserve"> (SLU Artdatabanken, 2024).</w:t>
       </w:r>
     </w:p>
     <w:p>
@@ -447,82 +480,6 @@
           <w:i/>
         </w:rPr>
         <w:t>9020 Nordlig ädellövskog</w:t>
-      </w:r>
-      <w:r>
-        <w:t xml:space="preserve"> (SLU Artdatabanken, 2024).</w:t>
-      </w:r>
-    </w:p>
-    <w:p>
-      <w:r>
-        <w:rPr>
-          <w:b/>
-        </w:rPr>
-        <w:t>Ullticka (NT)</w:t>
-      </w:r>
-      <w:r>
-        <w:t xml:space="preserve"> är knuten till restbestånd av barrnaturskog och förekommer med ett tydligt optimum i orörda eller måttligt påverkade gamla granskogar där det föreligger viss kontinuitet av grov död ved. Ullticka är en bra signalart inom hela sitt utbredningsområde och i södra Sverige är den sällsynt och en god signalart för skyddsvärda granskogsmiljöer. Den hotas av avverkning och fragmentering av naturskog och äldre granskog med lång trädkontinuitet. På ullticka kan ibland ulltickeporing (VU) påträffas - det är en sällsynt ticka som nyligen delats upp i de tre olika arterna ulltickeporing </w:t>
-      </w:r>
-      <w:r>
-        <w:rPr>
-          <w:i/>
-        </w:rPr>
-        <w:t xml:space="preserve">Skeletocutis brevispora </w:t>
-      </w:r>
-      <w:r>
-        <w:t>(VU)</w:t>
-      </w:r>
-      <w:r>
-        <w:rPr>
-          <w:i/>
-        </w:rPr>
-        <w:t>, Skeletocutis delicata</w:t>
-      </w:r>
-      <w:r>
-        <w:t xml:space="preserve"> (VU)</w:t>
-      </w:r>
-      <w:r>
-        <w:rPr>
-          <w:i/>
-        </w:rPr>
-        <w:t xml:space="preserve"> och Skeletocutis exilis</w:t>
-      </w:r>
-      <w:r>
-        <w:t xml:space="preserve"> (NT). Ullticka är typisk art för </w:t>
-      </w:r>
-      <w:r>
-        <w:rPr>
-          <w:i/>
-        </w:rPr>
-        <w:t xml:space="preserve">9010 Taiga, 9050 Näringsrik granskog </w:t>
-      </w:r>
-      <w:r>
-        <w:t xml:space="preserve">och </w:t>
-      </w:r>
-      <w:r>
-        <w:rPr>
-          <w:i/>
-        </w:rPr>
-        <w:t>9030 Landhöjningsskog</w:t>
-      </w:r>
-      <w:r>
-        <w:t xml:space="preserve"> (SLU Artdatabanken, 2026; Nitare &amp; Skogsstyrelsen, 2019; Miettinen &amp; Niemelä, 2018).</w:t>
-      </w:r>
-    </w:p>
-    <w:p>
-      <w:r>
-        <w:rPr>
-          <w:b/>
-        </w:rPr>
-        <w:t>Vedskivlav (NT)</w:t>
-      </w:r>
-      <w:r>
-        <w:t xml:space="preserve"> växer på gammal, torr, exponerad, hård kärnved av framförallt tall i naturskogsartade bestånd. Avverkning av tallskog av naturskogskaraktär med spår av återkommande bränder är ett hot. Mängden lämplig ved att växa på för vedskivlav minskar, dels på grund av naturlig nedbrytning men framförallt på grund av att de förstörs i samband med slutavverkningar, gallringar och markberedning. Tall- och blandbarrskogar av naturskogskaraktär med spår av återkommande bränder bör skyddas. Vedskivlav är typisk art för </w:t>
-      </w:r>
-      <w:r>
-        <w:rPr>
-          <w:i/>
-        </w:rPr>
-        <w:t>9010 Taiga</w:t>
       </w:r>
       <w:r>
         <w:t xml:space="preserve"> (SLU Artdatabanken, 2024).</w:t>
@@ -1289,7 +1246,7 @@
     <w:r>
       <w:tab/>
       <w:tab/>
-      <w:t>2026-06-20</w:t>
+      <w:t>2026-06-21</w:t>
       <w:br/>
       <w:br/>
     </w:r>

--- a/klagomål/A 25888-2026 FSC-klagomål.docx
+++ b/klagomål/A 25888-2026 FSC-klagomål.docx
@@ -1246,7 +1246,7 @@
     <w:r>
       <w:tab/>
       <w:tab/>
-      <w:t>2026-06-21</w:t>
+      <w:t>2026-06-22</w:t>
       <w:br/>
       <w:br/>
     </w:r>

--- a/klagomål/A 25888-2026 FSC-klagomål.docx
+++ b/klagomål/A 25888-2026 FSC-klagomål.docx
@@ -1246,7 +1246,7 @@
     <w:r>
       <w:tab/>
       <w:tab/>
-      <w:t>2026-06-22</w:t>
+      <w:t>2026-06-23</w:t>
       <w:br/>
       <w:br/>
     </w:r>

--- a/klagomål/A 25888-2026 FSC-klagomål.docx
+++ b/klagomål/A 25888-2026 FSC-klagomål.docx
@@ -1246,7 +1246,7 @@
     <w:r>
       <w:tab/>
       <w:tab/>
-      <w:t>2026-06-23</w:t>
+      <w:t>2026-06-24</w:t>
       <w:br/>
       <w:br/>
     </w:r>

--- a/klagomål/A 25888-2026 FSC-klagomål.docx
+++ b/klagomål/A 25888-2026 FSC-klagomål.docx
@@ -1246,7 +1246,7 @@
     <w:r>
       <w:tab/>
       <w:tab/>
-      <w:t>2026-06-24</w:t>
+      <w:t>2026-06-25</w:t>
       <w:br/>
       <w:br/>
     </w:r>

--- a/klagomål/A 25888-2026 FSC-klagomål.docx
+++ b/klagomål/A 25888-2026 FSC-klagomål.docx
@@ -1246,7 +1246,7 @@
     <w:r>
       <w:tab/>
       <w:tab/>
-      <w:t>2026-06-25</w:t>
+      <w:t>2026-06-26</w:t>
       <w:br/>
       <w:br/>
     </w:r>

--- a/klagomål/A 25888-2026 FSC-klagomål.docx
+++ b/klagomål/A 25888-2026 FSC-klagomål.docx
@@ -1246,7 +1246,7 @@
     <w:r>
       <w:tab/>
       <w:tab/>
-      <w:t>2026-06-26</w:t>
+      <w:t>2026-06-27</w:t>
       <w:br/>
       <w:br/>
     </w:r>

--- a/klagomål/A 25888-2026 FSC-klagomål.docx
+++ b/klagomål/A 25888-2026 FSC-klagomål.docx
@@ -1246,7 +1246,7 @@
     <w:r>
       <w:tab/>
       <w:tab/>
-      <w:t>2026-06-27</w:t>
+      <w:t>2026-06-28</w:t>
       <w:br/>
       <w:br/>
     </w:r>

--- a/klagomål/A 25888-2026 FSC-klagomål.docx
+++ b/klagomål/A 25888-2026 FSC-klagomål.docx
@@ -1246,7 +1246,7 @@
     <w:r>
       <w:tab/>
       <w:tab/>
-      <w:t>2026-06-28</w:t>
+      <w:t>2026-06-29</w:t>
       <w:br/>
       <w:br/>
     </w:r>

--- a/klagomål/A 25888-2026 FSC-klagomål.docx
+++ b/klagomål/A 25888-2026 FSC-klagomål.docx
@@ -1246,7 +1246,7 @@
     <w:r>
       <w:tab/>
       <w:tab/>
-      <w:t>2026-06-29</w:t>
+      <w:t>2026-06-30</w:t>
       <w:br/>
       <w:br/>
     </w:r>

--- a/klagomål/A 25888-2026 FSC-klagomål.docx
+++ b/klagomål/A 25888-2026 FSC-klagomål.docx
@@ -1246,7 +1246,7 @@
     <w:r>
       <w:tab/>
       <w:tab/>
-      <w:t>2026-06-30</w:t>
+      <w:t>2026-07-01</w:t>
       <w:br/>
       <w:br/>
     </w:r>

--- a/klagomål/A 25888-2026 FSC-klagomål.docx
+++ b/klagomål/A 25888-2026 FSC-klagomål.docx
@@ -1246,7 +1246,7 @@
     <w:r>
       <w:tab/>
       <w:tab/>
-      <w:t>2026-07-01</w:t>
+      <w:t>2026-07-02</w:t>
       <w:br/>
       <w:br/>
     </w:r>

--- a/klagomål/A 25888-2026 FSC-klagomål.docx
+++ b/klagomål/A 25888-2026 FSC-klagomål.docx
@@ -1246,7 +1246,7 @@
     <w:r>
       <w:tab/>
       <w:tab/>
-      <w:t>2026-07-13</w:t>
+      <w:t>2026-07-14</w:t>
       <w:br/>
       <w:br/>
     </w:r>

--- a/klagomål/A 25888-2026 FSC-klagomål.docx
+++ b/klagomål/A 25888-2026 FSC-klagomål.docx
@@ -1246,7 +1246,7 @@
     <w:r>
       <w:tab/>
       <w:tab/>
-      <w:t>2026-07-14</w:t>
+      <w:t>2026-07-15</w:t>
       <w:br/>
       <w:br/>
     </w:r>

--- a/klagomål/A 25888-2026 FSC-klagomål.docx
+++ b/klagomål/A 25888-2026 FSC-klagomål.docx
@@ -1246,7 +1246,7 @@
     <w:r>
       <w:tab/>
       <w:tab/>
-      <w:t>2026-07-15</w:t>
+      <w:t>2026-07-16</w:t>
       <w:br/>
       <w:br/>
     </w:r>

--- a/klagomål/A 25888-2026 FSC-klagomål.docx
+++ b/klagomål/A 25888-2026 FSC-klagomål.docx
@@ -1246,7 +1246,7 @@
     <w:r>
       <w:tab/>
       <w:tab/>
-      <w:t>2026-07-16</w:t>
+      <w:t>2026-07-17</w:t>
       <w:br/>
       <w:br/>
     </w:r>

--- a/klagomål/A 25888-2026 FSC-klagomål.docx
+++ b/klagomål/A 25888-2026 FSC-klagomål.docx
@@ -1246,7 +1246,7 @@
     <w:r>
       <w:tab/>
       <w:tab/>
-      <w:t>2026-07-17</w:t>
+      <w:t>2026-07-18</w:t>
       <w:br/>
       <w:br/>
     </w:r>

--- a/klagomål/A 25888-2026 FSC-klagomål.docx
+++ b/klagomål/A 25888-2026 FSC-klagomål.docx
@@ -1246,7 +1246,7 @@
     <w:r>
       <w:tab/>
       <w:tab/>
-      <w:t>2026-07-18</w:t>
+      <w:t>2026-07-19</w:t>
       <w:br/>
       <w:br/>
     </w:r>

--- a/klagomål/A 25888-2026 FSC-klagomål.docx
+++ b/klagomål/A 25888-2026 FSC-klagomål.docx
@@ -1246,7 +1246,7 @@
     <w:r>
       <w:tab/>
       <w:tab/>
-      <w:t>2026-07-19</w:t>
+      <w:t>2026-07-20</w:t>
       <w:br/>
       <w:br/>
     </w:r>

--- a/klagomål/A 25888-2026 FSC-klagomål.docx
+++ b/klagomål/A 25888-2026 FSC-klagomål.docx
@@ -1246,7 +1246,7 @@
     <w:r>
       <w:tab/>
       <w:tab/>
-      <w:t>2026-07-20</w:t>
+      <w:t>2026-07-21</w:t>
       <w:br/>
       <w:br/>
     </w:r>

--- a/klagomål/A 25888-2026 FSC-klagomål.docx
+++ b/klagomål/A 25888-2026 FSC-klagomål.docx
@@ -1246,7 +1246,7 @@
     <w:r>
       <w:tab/>
       <w:tab/>
-      <w:t>2026-07-21</w:t>
+      <w:t>2026-07-22</w:t>
       <w:br/>
       <w:br/>
     </w:r>

--- a/klagomål/A 25888-2026 FSC-klagomål.docx
+++ b/klagomål/A 25888-2026 FSC-klagomål.docx
@@ -1246,7 +1246,7 @@
     <w:r>
       <w:tab/>
       <w:tab/>
-      <w:t>2026-07-22</w:t>
+      <w:t>2026-07-23</w:t>
       <w:br/>
       <w:br/>
     </w:r>

--- a/klagomål/A 25888-2026 FSC-klagomål.docx
+++ b/klagomål/A 25888-2026 FSC-klagomål.docx
@@ -1246,7 +1246,7 @@
     <w:r>
       <w:tab/>
       <w:tab/>
-      <w:t>2026-07-23</w:t>
+      <w:t>2026-07-24</w:t>
       <w:br/>
       <w:br/>
     </w:r>

--- a/klagomål/A 25888-2026 FSC-klagomål.docx
+++ b/klagomål/A 25888-2026 FSC-klagomål.docx
@@ -1246,7 +1246,7 @@
     <w:r>
       <w:tab/>
       <w:tab/>
-      <w:t>2026-07-24</w:t>
+      <w:t>2026-07-25</w:t>
       <w:br/>
       <w:br/>
     </w:r>

--- a/klagomål/A 25888-2026 FSC-klagomål.docx
+++ b/klagomål/A 25888-2026 FSC-klagomål.docx
@@ -1246,7 +1246,7 @@
     <w:r>
       <w:tab/>
       <w:tab/>
-      <w:t>2026-07-25</w:t>
+      <w:t>2026-07-26</w:t>
       <w:br/>
       <w:br/>
     </w:r>

--- a/klagomål/A 25888-2026 FSC-klagomål.docx
+++ b/klagomål/A 25888-2026 FSC-klagomål.docx
@@ -1246,7 +1246,7 @@
     <w:r>
       <w:tab/>
       <w:tab/>
-      <w:t>2026-07-26</w:t>
+      <w:t>2026-07-27</w:t>
       <w:br/>
       <w:br/>
     </w:r>

--- a/klagomål/A 25888-2026 FSC-klagomål.docx
+++ b/klagomål/A 25888-2026 FSC-klagomål.docx
@@ -1246,7 +1246,7 @@
     <w:r>
       <w:tab/>
       <w:tab/>
-      <w:t>2026-07-27</w:t>
+      <w:t>2026-07-28</w:t>
       <w:br/>
       <w:br/>
     </w:r>

--- a/klagomål/A 25888-2026 FSC-klagomål.docx
+++ b/klagomål/A 25888-2026 FSC-klagomål.docx
@@ -1246,7 +1246,7 @@
     <w:r>
       <w:tab/>
       <w:tab/>
-      <w:t>2026-07-28</w:t>
+      <w:t>2026-07-29</w:t>
       <w:br/>
       <w:br/>
     </w:r>

--- a/klagomål/A 25888-2026 FSC-klagomål.docx
+++ b/klagomål/A 25888-2026 FSC-klagomål.docx
@@ -1246,7 +1246,7 @@
     <w:r>
       <w:tab/>
       <w:tab/>
-      <w:t>2026-07-29</w:t>
+      <w:t>2026-07-30</w:t>
       <w:br/>
       <w:br/>
     </w:r>

--- a/klagomål/A 25888-2026 FSC-klagomål.docx
+++ b/klagomål/A 25888-2026 FSC-klagomål.docx
@@ -1246,7 +1246,7 @@
     <w:r>
       <w:tab/>
       <w:tab/>
-      <w:t>2026-07-30</w:t>
+      <w:t>2026-07-31</w:t>
       <w:br/>
       <w:br/>
     </w:r>

--- a/klagomål/A 25888-2026 FSC-klagomål.docx
+++ b/klagomål/A 25888-2026 FSC-klagomål.docx
@@ -1246,7 +1246,7 @@
     <w:r>
       <w:tab/>
       <w:tab/>
-      <w:t>2026-07-31</w:t>
+      <w:t>2026-08-01</w:t>
       <w:br/>
       <w:br/>
     </w:r>

--- a/klagomål/A 25888-2026 FSC-klagomål.docx
+++ b/klagomål/A 25888-2026 FSC-klagomål.docx
@@ -1246,7 +1246,7 @@
     <w:r>
       <w:tab/>
       <w:tab/>
-      <w:t>2026-08-01</w:t>
+      <w:t>2026-08-02</w:t>
       <w:br/>
       <w:br/>
     </w:r>

--- a/klagomål/A 25888-2026 FSC-klagomål.docx
+++ b/klagomål/A 25888-2026 FSC-klagomål.docx
@@ -1246,7 +1246,7 @@
     <w:r>
       <w:tab/>
       <w:tab/>
-      <w:t>2026-08-02</w:t>
+      <w:t>2026-08-03</w:t>
       <w:br/>
       <w:br/>
     </w:r>

--- a/klagomål/A 25888-2026 FSC-klagomål.docx
+++ b/klagomål/A 25888-2026 FSC-klagomål.docx
@@ -1246,7 +1246,7 @@
     <w:r>
       <w:tab/>
       <w:tab/>
-      <w:t>2026-08-03</w:t>
+      <w:t>2026-08-05</w:t>
       <w:br/>
       <w:br/>
     </w:r>

--- a/klagomål/A 25888-2026 FSC-klagomål.docx
+++ b/klagomål/A 25888-2026 FSC-klagomål.docx
@@ -1246,7 +1246,7 @@
     <w:r>
       <w:tab/>
       <w:tab/>
-      <w:t>2026-08-05</w:t>
+      <w:t>2026-08-07</w:t>
       <w:br/>
       <w:br/>
     </w:r>

--- a/klagomål/A 25888-2026 FSC-klagomål.docx
+++ b/klagomål/A 25888-2026 FSC-klagomål.docx
@@ -1246,7 +1246,7 @@
     <w:r>
       <w:tab/>
       <w:tab/>
-      <w:t>2026-08-07</w:t>
+      <w:t>2026-08-08</w:t>
       <w:br/>
       <w:br/>
     </w:r>

--- a/klagomål/A 25888-2026 FSC-klagomål.docx
+++ b/klagomål/A 25888-2026 FSC-klagomål.docx
@@ -216,7 +216,7 @@
         <w:spacing w:after="240"/>
       </w:pPr>
       <w:r>
-        <w:t>Figur 1. Fyndplatser för naturvårdsarter i och inom 19 meter från avverkningsanmälan. Markörer utan svart kant är placerade på fyndplatsen. Markörer med svart kant är placerade vid sidan av fyndplatsen har ett svart streck som visar fyndplatsens exakta position. Kartans mittpunktskoordinat är N 6604259, E 692784 i SWEREF 99 TM.</w:t>
+        <w:t>Figur 1. Fyndplatser för naturvårdsarter i och inom 19 meter från avverkningsanmälan. Markörer utan svart kant är placerade på fyndplatsen. Markörer med svart kant är placerade vid sidan av fyndplatsen och har ett svart streck som visar fyndplatsens exakta position. Kartans mittpunktskoordinat är N 6604259, E 692784 i SWEREF 99 TM.</w:t>
       </w:r>
     </w:p>
     <w:p>
@@ -1246,7 +1246,7 @@
     <w:r>
       <w:tab/>
       <w:tab/>
-      <w:t>2026-08-14</w:t>
+      <w:t>2026-08-15</w:t>
       <w:br/>
       <w:br/>
     </w:r>

--- a/klagomål/A 25888-2026 FSC-klagomål.docx
+++ b/klagomål/A 25888-2026 FSC-klagomål.docx
@@ -1246,7 +1246,7 @@
     <w:r>
       <w:tab/>
       <w:tab/>
-      <w:t>2026-08-15</w:t>
+      <w:t>2026-08-16</w:t>
       <w:br/>
       <w:br/>
     </w:r>

--- a/klagomål/A 25888-2026 FSC-klagomål.docx
+++ b/klagomål/A 25888-2026 FSC-klagomål.docx
@@ -1246,7 +1246,7 @@
     <w:r>
       <w:tab/>
       <w:tab/>
-      <w:t>2026-08-16</w:t>
+      <w:t>2026-08-17</w:t>
       <w:br/>
       <w:br/>
     </w:r>

--- a/klagomål/A 25888-2026 FSC-klagomål.docx
+++ b/klagomål/A 25888-2026 FSC-klagomål.docx
@@ -1246,7 +1246,7 @@
     <w:r>
       <w:tab/>
       <w:tab/>
-      <w:t>2026-08-17</w:t>
+      <w:t>2026-08-18</w:t>
       <w:br/>
       <w:br/>
     </w:r>

--- a/klagomål/A 25888-2026 FSC-klagomål.docx
+++ b/klagomål/A 25888-2026 FSC-klagomål.docx
@@ -1246,7 +1246,7 @@
     <w:r>
       <w:tab/>
       <w:tab/>
-      <w:t>2026-08-18</w:t>
+      <w:t>2026-08-19</w:t>
       <w:br/>
       <w:br/>
     </w:r>

--- a/klagomål/A 25888-2026 FSC-klagomål.docx
+++ b/klagomål/A 25888-2026 FSC-klagomål.docx
@@ -1246,7 +1246,7 @@
     <w:r>
       <w:tab/>
       <w:tab/>
-      <w:t>2026-08-19</w:t>
+      <w:t>2026-08-20</w:t>
       <w:br/>
       <w:br/>
     </w:r>

--- a/klagomål/A 25888-2026 FSC-klagomål.docx
+++ b/klagomål/A 25888-2026 FSC-klagomål.docx
@@ -1246,7 +1246,7 @@
     <w:r>
       <w:tab/>
       <w:tab/>
-      <w:t>2026-08-20</w:t>
+      <w:t>2026-08-21</w:t>
       <w:br/>
       <w:br/>
     </w:r>

--- a/klagomål/A 25888-2026 FSC-klagomål.docx
+++ b/klagomål/A 25888-2026 FSC-klagomål.docx
@@ -1246,7 +1246,7 @@
     <w:r>
       <w:tab/>
       <w:tab/>
-      <w:t>2026-08-21</w:t>
+      <w:t>2026-08-22</w:t>
       <w:br/>
       <w:br/>
     </w:r>

--- a/klagomål/A 25888-2026 FSC-klagomål.docx
+++ b/klagomål/A 25888-2026 FSC-klagomål.docx
@@ -1246,7 +1246,7 @@
     <w:r>
       <w:tab/>
       <w:tab/>
-      <w:t>2026-08-22</w:t>
+      <w:t>2026-08-23</w:t>
       <w:br/>
       <w:br/>
     </w:r>

--- a/klagomål/A 25888-2026 FSC-klagomål.docx
+++ b/klagomål/A 25888-2026 FSC-klagomål.docx
@@ -1246,7 +1246,7 @@
     <w:r>
       <w:tab/>
       <w:tab/>
-      <w:t>2026-08-23</w:t>
+      <w:t>2026-08-24</w:t>
       <w:br/>
       <w:br/>
     </w:r>

--- a/klagomål/A 25888-2026 FSC-klagomål.docx
+++ b/klagomål/A 25888-2026 FSC-klagomål.docx
@@ -1246,7 +1246,7 @@
     <w:r>
       <w:tab/>
       <w:tab/>
-      <w:t>2026-08-24</w:t>
+      <w:t>2026-08-25</w:t>
       <w:br/>
       <w:br/>
     </w:r>

--- a/klagomål/A 25888-2026 FSC-klagomål.docx
+++ b/klagomål/A 25888-2026 FSC-klagomål.docx
@@ -1246,7 +1246,7 @@
     <w:r>
       <w:tab/>
       <w:tab/>
-      <w:t>2026-08-25</w:t>
+      <w:t>2026-08-26</w:t>
       <w:br/>
       <w:br/>
     </w:r>

--- a/klagomål/A 25888-2026 FSC-klagomål.docx
+++ b/klagomål/A 25888-2026 FSC-klagomål.docx
@@ -1246,7 +1246,7 @@
     <w:r>
       <w:tab/>
       <w:tab/>
-      <w:t>2026-08-26</w:t>
+      <w:t>2026-08-27</w:t>
       <w:br/>
       <w:br/>
     </w:r>

--- a/klagomål/A 25888-2026 FSC-klagomål.docx
+++ b/klagomål/A 25888-2026 FSC-klagomål.docx
@@ -1246,7 +1246,7 @@
     <w:r>
       <w:tab/>
       <w:tab/>
-      <w:t>2026-08-27</w:t>
+      <w:t>2026-08-28</w:t>
       <w:br/>
       <w:br/>
     </w:r>

--- a/klagomål/A 25888-2026 FSC-klagomål.docx
+++ b/klagomål/A 25888-2026 FSC-klagomål.docx
@@ -1246,7 +1246,7 @@
     <w:r>
       <w:tab/>
       <w:tab/>
-      <w:t>2026-08-28</w:t>
+      <w:t>2026-08-29</w:t>
       <w:br/>
       <w:br/>
     </w:r>

--- a/klagomål/A 25888-2026 FSC-klagomål.docx
+++ b/klagomål/A 25888-2026 FSC-klagomål.docx
@@ -1246,7 +1246,7 @@
     <w:r>
       <w:tab/>
       <w:tab/>
-      <w:t>2026-08-29</w:t>
+      <w:t>2026-08-31</w:t>
       <w:br/>
       <w:br/>
     </w:r>

--- a/klagomål/A 25888-2026 FSC-klagomål.docx
+++ b/klagomål/A 25888-2026 FSC-klagomål.docx
@@ -1246,7 +1246,7 @@
     <w:r>
       <w:tab/>
       <w:tab/>
-      <w:t>2026-08-31</w:t>
+      <w:t>2026-09-01</w:t>
       <w:br/>
       <w:br/>
     </w:r>

--- a/klagomål/A 25888-2026 FSC-klagomål.docx
+++ b/klagomål/A 25888-2026 FSC-klagomål.docx
@@ -1246,7 +1246,7 @@
     <w:r>
       <w:tab/>
       <w:tab/>
-      <w:t>2026-09-01</w:t>
+      <w:t>2026-09-02</w:t>
       <w:br/>
       <w:br/>
     </w:r>

--- a/klagomål/A 25888-2026 FSC-klagomål.docx
+++ b/klagomål/A 25888-2026 FSC-klagomål.docx
@@ -1246,7 +1246,7 @@
     <w:r>
       <w:tab/>
       <w:tab/>
-      <w:t>2026-09-02</w:t>
+      <w:t>2026-09-03</w:t>
       <w:br/>
       <w:br/>
     </w:r>

--- a/klagomål/A 25888-2026 FSC-klagomål.docx
+++ b/klagomål/A 25888-2026 FSC-klagomål.docx
@@ -1246,7 +1246,7 @@
     <w:r>
       <w:tab/>
       <w:tab/>
-      <w:t>2026-09-03</w:t>
+      <w:t>2026-09-04</w:t>
       <w:br/>
       <w:br/>
     </w:r>

--- a/klagomål/A 25888-2026 FSC-klagomål.docx
+++ b/klagomål/A 25888-2026 FSC-klagomål.docx
@@ -1246,7 +1246,7 @@
     <w:r>
       <w:tab/>
       <w:tab/>
-      <w:t>2026-09-04</w:t>
+      <w:t>2026-09-05</w:t>
       <w:br/>
       <w:br/>
     </w:r>

--- a/klagomål/A 25888-2026 FSC-klagomål.docx
+++ b/klagomål/A 25888-2026 FSC-klagomål.docx
@@ -1246,7 +1246,7 @@
     <w:r>
       <w:tab/>
       <w:tab/>
-      <w:t>2026-09-05</w:t>
+      <w:t>2026-09-06</w:t>
       <w:br/>
       <w:br/>
     </w:r>

--- a/klagomål/A 25888-2026 FSC-klagomål.docx
+++ b/klagomål/A 25888-2026 FSC-klagomål.docx
@@ -1246,7 +1246,7 @@
     <w:r>
       <w:tab/>
       <w:tab/>
-      <w:t>2026-09-06</w:t>
+      <w:t>2026-09-07</w:t>
       <w:br/>
       <w:br/>
     </w:r>

--- a/klagomål/A 25888-2026 FSC-klagomål.docx
+++ b/klagomål/A 25888-2026 FSC-klagomål.docx
@@ -1246,7 +1246,7 @@
     <w:r>
       <w:tab/>
       <w:tab/>
-      <w:t>2026-09-07</w:t>
+      <w:t>2026-09-08</w:t>
       <w:br/>
       <w:br/>
     </w:r>

--- a/klagomål/A 25888-2026 FSC-klagomål.docx
+++ b/klagomål/A 25888-2026 FSC-klagomål.docx
@@ -1246,7 +1246,7 @@
     <w:r>
       <w:tab/>
       <w:tab/>
-      <w:t>2026-09-08</w:t>
+      <w:t>2026-09-09</w:t>
       <w:br/>
       <w:br/>
     </w:r>

--- a/klagomål/A 25888-2026 FSC-klagomål.docx
+++ b/klagomål/A 25888-2026 FSC-klagomål.docx
@@ -1246,7 +1246,7 @@
     <w:r>
       <w:tab/>
       <w:tab/>
-      <w:t>2026-09-09</w:t>
+      <w:t>2026-09-10</w:t>
       <w:br/>
       <w:br/>
     </w:r>

--- a/klagomål/A 25888-2026 FSC-klagomål.docx
+++ b/klagomål/A 25888-2026 FSC-klagomål.docx
@@ -1246,7 +1246,7 @@
     <w:r>
       <w:tab/>
       <w:tab/>
-      <w:t>2026-09-10</w:t>
+      <w:t>2026-09-11</w:t>
       <w:br/>
       <w:br/>
     </w:r>

--- a/klagomål/A 25888-2026 FSC-klagomål.docx
+++ b/klagomål/A 25888-2026 FSC-klagomål.docx
@@ -1246,7 +1246,7 @@
     <w:r>
       <w:tab/>
       <w:tab/>
-      <w:t>2026-09-11</w:t>
+      <w:t>2026-09-12</w:t>
       <w:br/>
       <w:br/>
     </w:r>
